--- a/DAY-10/Lab Exercise - Create and Manage a Virtual Machine Scale Set in Azure.docx
+++ b/DAY-10/Lab Exercise - Create and Manage a Virtual Machine Scale Set in Azure.docx
@@ -160,7 +160,7 @@
           <w:color w:val="000000" w:themeColor="text1"/>
         </w:rPr>
         <w:pict w14:anchorId="77D5E8CD">
-          <v:rect id="_x0000_i1196" style="width:0;height:1.5pt" o:hralign="center" o:hrstd="t" o:hr="t" fillcolor="#a0a0a0" stroked="f"/>
+          <v:rect id="_x0000_i1026" style="width:0;height:1.5pt" o:hralign="center" o:hrstd="t" o:hr="t" fillcolor="#a0a0a0" stroked="f"/>
         </w:pict>
       </w:r>
     </w:p>
@@ -297,7 +297,23 @@
           <w:rFonts w:ascii="Georgia Pro" w:eastAsia="Georgia Pro" w:hAnsi="Georgia Pro" w:cs="Georgia Pro"/>
           <w:color w:val="000000" w:themeColor="text1"/>
         </w:rPr>
-        <w:t xml:space="preserve">Use an existing VNet and subnet </w:t>
+        <w:t xml:space="preserve">Use an existing </w:t>
+      </w:r>
+      <w:proofErr w:type="spellStart"/>
+      <w:r>
+        <w:rPr>
+          <w:rFonts w:ascii="Georgia Pro" w:eastAsia="Georgia Pro" w:hAnsi="Georgia Pro" w:cs="Georgia Pro"/>
+          <w:color w:val="000000" w:themeColor="text1"/>
+        </w:rPr>
+        <w:t>VNet</w:t>
+      </w:r>
+      <w:proofErr w:type="spellEnd"/>
+      <w:r>
+        <w:rPr>
+          <w:rFonts w:ascii="Georgia Pro" w:eastAsia="Georgia Pro" w:hAnsi="Georgia Pro" w:cs="Georgia Pro"/>
+          <w:color w:val="000000" w:themeColor="text1"/>
+        </w:rPr>
+        <w:t xml:space="preserve"> and subnet </w:t>
       </w:r>
     </w:p>
     <w:p>
@@ -434,7 +450,7 @@
           <w:color w:val="000000" w:themeColor="text1"/>
         </w:rPr>
         <w:pict w14:anchorId="6450FBE1">
-          <v:rect id="_x0000_i1197" style="width:0;height:1.5pt" o:hralign="center" o:hrstd="t" o:hr="t" fillcolor="#a0a0a0" stroked="f"/>
+          <v:rect id="_x0000_i1027" style="width:0;height:1.5pt" o:hralign="center" o:hrstd="t" o:hr="t" fillcolor="#a0a0a0" stroked="f"/>
         </w:pict>
       </w:r>
     </w:p>
@@ -948,7 +964,7 @@
           <w:color w:val="000000" w:themeColor="text1"/>
         </w:rPr>
         <w:pict w14:anchorId="11DBC6E0">
-          <v:rect id="_x0000_i1198" style="width:0;height:1.5pt" o:hralign="center" o:hrstd="t" o:hr="t" fillcolor="#a0a0a0" stroked="f"/>
+          <v:rect id="_x0000_i1028" style="width:0;height:1.5pt" o:hralign="center" o:hrstd="t" o:hr="t" fillcolor="#a0a0a0" stroked="f"/>
         </w:pict>
       </w:r>
     </w:p>
@@ -1143,7 +1159,7 @@
           <w:color w:val="000000" w:themeColor="text1"/>
         </w:rPr>
         <w:pict w14:anchorId="37693493">
-          <v:rect id="_x0000_i1199" style="width:0;height:1.5pt" o:hralign="center" o:hrstd="t" o:hr="t" fillcolor="#a0a0a0" stroked="f"/>
+          <v:rect id="_x0000_i1029" style="width:0;height:1.5pt" o:hralign="center" o:hrstd="t" o:hr="t" fillcolor="#a0a0a0" stroked="f"/>
         </w:pict>
       </w:r>
     </w:p>
@@ -1203,7 +1219,23 @@
           <w:rFonts w:ascii="Georgia Pro" w:eastAsia="Georgia Pro" w:hAnsi="Georgia Pro" w:cs="Georgia Pro"/>
           <w:color w:val="000000" w:themeColor="text1"/>
         </w:rPr>
-        <w:t>export RESOURCE_GROUP="UbuntuVM-RG"</w:t>
+        <w:t>export RESOURCE_GROUP="</w:t>
+      </w:r>
+      <w:proofErr w:type="spellStart"/>
+      <w:r>
+        <w:rPr>
+          <w:rFonts w:ascii="Georgia Pro" w:eastAsia="Georgia Pro" w:hAnsi="Georgia Pro" w:cs="Georgia Pro"/>
+          <w:color w:val="000000" w:themeColor="text1"/>
+        </w:rPr>
+        <w:t>UbuntuVM</w:t>
+      </w:r>
+      <w:proofErr w:type="spellEnd"/>
+      <w:r>
+        <w:rPr>
+          <w:rFonts w:ascii="Georgia Pro" w:eastAsia="Georgia Pro" w:hAnsi="Georgia Pro" w:cs="Georgia Pro"/>
+          <w:color w:val="000000" w:themeColor="text1"/>
+        </w:rPr>
+        <w:t>-RG"</w:t>
       </w:r>
     </w:p>
     <w:p>
@@ -1249,7 +1281,23 @@
           <w:rFonts w:ascii="Georgia Pro" w:eastAsia="Georgia Pro" w:hAnsi="Georgia Pro" w:cs="Georgia Pro"/>
           <w:color w:val="000000" w:themeColor="text1"/>
         </w:rPr>
-        <w:t>export VNET_NAME="MyVNet"</w:t>
+        <w:t>export VNET_NAME="</w:t>
+      </w:r>
+      <w:proofErr w:type="spellStart"/>
+      <w:r>
+        <w:rPr>
+          <w:rFonts w:ascii="Georgia Pro" w:eastAsia="Georgia Pro" w:hAnsi="Georgia Pro" w:cs="Georgia Pro"/>
+          <w:color w:val="000000" w:themeColor="text1"/>
+        </w:rPr>
+        <w:t>MyVNet</w:t>
+      </w:r>
+      <w:proofErr w:type="spellEnd"/>
+      <w:r>
+        <w:rPr>
+          <w:rFonts w:ascii="Georgia Pro" w:eastAsia="Georgia Pro" w:hAnsi="Georgia Pro" w:cs="Georgia Pro"/>
+          <w:color w:val="000000" w:themeColor="text1"/>
+        </w:rPr>
+        <w:t>"</w:t>
       </w:r>
     </w:p>
     <w:p>
@@ -1295,7 +1343,62 @@
           <w:rFonts w:ascii="Georgia Pro" w:eastAsia="Georgia Pro" w:hAnsi="Georgia Pro" w:cs="Georgia Pro"/>
           <w:color w:val="000000" w:themeColor="text1"/>
         </w:rPr>
-        <w:t>export ADMIN_USERNAME="azureuser"</w:t>
+        <w:t>export LOCATION="</w:t>
+      </w:r>
+      <w:proofErr w:type="spellStart"/>
+      <w:r>
+        <w:rPr>
+          <w:rFonts w:ascii="Georgia Pro" w:eastAsia="Georgia Pro" w:hAnsi="Georgia Pro" w:cs="Georgia Pro"/>
+          <w:color w:val="000000" w:themeColor="text1"/>
+        </w:rPr>
+        <w:t>eastus</w:t>
+      </w:r>
+      <w:proofErr w:type="spellEnd"/>
+      <w:r>
+        <w:rPr>
+          <w:rFonts w:ascii="Georgia Pro" w:eastAsia="Georgia Pro" w:hAnsi="Georgia Pro" w:cs="Georgia Pro"/>
+          <w:color w:val="000000" w:themeColor="text1"/>
+        </w:rPr>
+        <w:t>"</w:t>
+      </w:r>
+    </w:p>
+    <w:p>
+      <w:pPr>
+        <w:pBdr>
+          <w:top w:val="single" w:sz="4" w:space="1" w:color="auto"/>
+          <w:left w:val="single" w:sz="4" w:space="4" w:color="auto"/>
+          <w:bottom w:val="single" w:sz="4" w:space="1" w:color="auto"/>
+          <w:right w:val="single" w:sz="4" w:space="4" w:color="auto"/>
+        </w:pBdr>
+        <w:shd w:val="clear" w:color="auto" w:fill="F2F2F2" w:themeFill="background1" w:themeFillShade="F2"/>
+        <w:spacing w:line="360" w:lineRule="auto"/>
+        <w:rPr>
+          <w:rFonts w:ascii="Georgia Pro" w:eastAsia="Georgia Pro" w:hAnsi="Georgia Pro" w:cs="Georgia Pro"/>
+          <w:color w:val="000000" w:themeColor="text1"/>
+        </w:rPr>
+      </w:pPr>
+      <w:r>
+        <w:rPr>
+          <w:rFonts w:ascii="Georgia Pro" w:eastAsia="Georgia Pro" w:hAnsi="Georgia Pro" w:cs="Georgia Pro"/>
+          <w:color w:val="000000" w:themeColor="text1"/>
+        </w:rPr>
+        <w:t>export ADMIN_USERNAME="</w:t>
+      </w:r>
+      <w:proofErr w:type="spellStart"/>
+      <w:r>
+        <w:rPr>
+          <w:rFonts w:ascii="Georgia Pro" w:eastAsia="Georgia Pro" w:hAnsi="Georgia Pro" w:cs="Georgia Pro"/>
+          <w:color w:val="000000" w:themeColor="text1"/>
+        </w:rPr>
+        <w:t>azureuser</w:t>
+      </w:r>
+      <w:proofErr w:type="spellEnd"/>
+      <w:r>
+        <w:rPr>
+          <w:rFonts w:ascii="Georgia Pro" w:eastAsia="Georgia Pro" w:hAnsi="Georgia Pro" w:cs="Georgia Pro"/>
+          <w:color w:val="000000" w:themeColor="text1"/>
+        </w:rPr>
+        <w:t>"</w:t>
       </w:r>
     </w:p>
     <w:p>
@@ -1419,7 +1522,39 @@
           <w:rFonts w:ascii="Georgia Pro" w:eastAsia="Georgia Pro" w:hAnsi="Georgia Pro" w:cs="Georgia Pro"/>
           <w:color w:val="000000" w:themeColor="text1"/>
         </w:rPr>
-        <w:t>Replace MyVNet and NVA-Subnet with the actual names of your existing VNet and subnet.</w:t>
+        <w:t xml:space="preserve">Replace </w:t>
+      </w:r>
+      <w:proofErr w:type="spellStart"/>
+      <w:r>
+        <w:rPr>
+          <w:rFonts w:ascii="Georgia Pro" w:eastAsia="Georgia Pro" w:hAnsi="Georgia Pro" w:cs="Georgia Pro"/>
+          <w:color w:val="000000" w:themeColor="text1"/>
+        </w:rPr>
+        <w:t>MyVNet</w:t>
+      </w:r>
+      <w:proofErr w:type="spellEnd"/>
+      <w:r>
+        <w:rPr>
+          <w:rFonts w:ascii="Georgia Pro" w:eastAsia="Georgia Pro" w:hAnsi="Georgia Pro" w:cs="Georgia Pro"/>
+          <w:color w:val="000000" w:themeColor="text1"/>
+        </w:rPr>
+        <w:t xml:space="preserve"> and NVA-Subnet with the actual names of your existing </w:t>
+      </w:r>
+      <w:proofErr w:type="spellStart"/>
+      <w:r>
+        <w:rPr>
+          <w:rFonts w:ascii="Georgia Pro" w:eastAsia="Georgia Pro" w:hAnsi="Georgia Pro" w:cs="Georgia Pro"/>
+          <w:color w:val="000000" w:themeColor="text1"/>
+        </w:rPr>
+        <w:t>VNet</w:t>
+      </w:r>
+      <w:proofErr w:type="spellEnd"/>
+      <w:r>
+        <w:rPr>
+          <w:rFonts w:ascii="Georgia Pro" w:eastAsia="Georgia Pro" w:hAnsi="Georgia Pro" w:cs="Georgia Pro"/>
+          <w:color w:val="000000" w:themeColor="text1"/>
+        </w:rPr>
+        <w:t xml:space="preserve"> and subnet.</w:t>
       </w:r>
     </w:p>
     <w:p>
@@ -1436,7 +1571,7 @@
           <w:color w:val="000000" w:themeColor="text1"/>
         </w:rPr>
         <w:pict w14:anchorId="5A12C3E4">
-          <v:rect id="_x0000_i1200" style="width:0;height:1.5pt" o:hralign="center" o:hrstd="t" o:hr="t" fillcolor="#a0a0a0" stroked="f"/>
+          <v:rect id="_x0000_i1030" style="width:0;height:1.5pt" o:hralign="center" o:hrstd="t" o:hr="t" fillcolor="#a0a0a0" stroked="f"/>
         </w:pict>
       </w:r>
     </w:p>
@@ -1491,12 +1626,21 @@
           <w:color w:val="000000" w:themeColor="text1"/>
         </w:rPr>
       </w:pPr>
-      <w:r>
-        <w:rPr>
-          <w:rFonts w:ascii="Georgia Pro" w:eastAsia="Georgia Pro" w:hAnsi="Georgia Pro" w:cs="Georgia Pro"/>
-          <w:color w:val="000000" w:themeColor="text1"/>
-        </w:rPr>
-        <w:t>az group create \</w:t>
+      <w:proofErr w:type="spellStart"/>
+      <w:r>
+        <w:rPr>
+          <w:rFonts w:ascii="Georgia Pro" w:eastAsia="Georgia Pro" w:hAnsi="Georgia Pro" w:cs="Georgia Pro"/>
+          <w:color w:val="000000" w:themeColor="text1"/>
+        </w:rPr>
+        <w:t>az</w:t>
+      </w:r>
+      <w:proofErr w:type="spellEnd"/>
+      <w:r>
+        <w:rPr>
+          <w:rFonts w:ascii="Georgia Pro" w:eastAsia="Georgia Pro" w:hAnsi="Georgia Pro" w:cs="Georgia Pro"/>
+          <w:color w:val="000000" w:themeColor="text1"/>
+        </w:rPr>
+        <w:t xml:space="preserve"> group create \</w:t>
       </w:r>
     </w:p>
     <w:p>
@@ -1542,24 +1686,34 @@
           <w:rFonts w:ascii="Georgia Pro" w:eastAsia="Georgia Pro" w:hAnsi="Georgia Pro" w:cs="Georgia Pro"/>
           <w:color w:val="000000" w:themeColor="text1"/>
         </w:rPr>
-        <w:t xml:space="preserve">  --location eastus</w:t>
-      </w:r>
-    </w:p>
-    <w:p>
-      <w:pPr>
-        <w:spacing w:after="0" w:line="480" w:lineRule="auto"/>
-        <w:rPr>
-          <w:rFonts w:ascii="Georgia Pro" w:eastAsia="Georgia Pro" w:hAnsi="Georgia Pro" w:cs="Georgia Pro"/>
-          <w:color w:val="000000" w:themeColor="text1"/>
-        </w:rPr>
-      </w:pPr>
-      <w:r>
-        <w:rPr>
-          <w:rFonts w:ascii="Georgia Pro" w:eastAsia="Georgia Pro" w:hAnsi="Georgia Pro" w:cs="Georgia Pro"/>
-          <w:color w:val="000000" w:themeColor="text1"/>
-        </w:rPr>
+        <w:t xml:space="preserve">  --location </w:t>
+      </w:r>
+      <w:proofErr w:type="spellStart"/>
+      <w:r>
+        <w:rPr>
+          <w:rFonts w:ascii="Georgia Pro" w:eastAsia="Georgia Pro" w:hAnsi="Georgia Pro" w:cs="Georgia Pro"/>
+          <w:color w:val="000000" w:themeColor="text1"/>
+        </w:rPr>
+        <w:t>eastus</w:t>
+      </w:r>
+      <w:proofErr w:type="spellEnd"/>
+    </w:p>
+    <w:p>
+      <w:pPr>
+        <w:spacing w:after="0" w:line="480" w:lineRule="auto"/>
+        <w:rPr>
+          <w:rFonts w:ascii="Georgia Pro" w:eastAsia="Georgia Pro" w:hAnsi="Georgia Pro" w:cs="Georgia Pro"/>
+          <w:color w:val="000000" w:themeColor="text1"/>
+        </w:rPr>
+      </w:pPr>
+      <w:r>
+        <w:rPr>
+          <w:rFonts w:ascii="Georgia Pro" w:eastAsia="Georgia Pro" w:hAnsi="Georgia Pro" w:cs="Georgia Pro"/>
+          <w:color w:val="000000" w:themeColor="text1"/>
+        </w:rPr>
+        <w:lastRenderedPageBreak/>
         <w:pict w14:anchorId="1CF1EF87">
-          <v:rect id="_x0000_i1201" style="width:0;height:1.5pt" o:hralign="center" o:hrstd="t" o:hr="t" fillcolor="#a0a0a0" stroked="f"/>
+          <v:rect id="_x0000_i1031" style="width:0;height:1.5pt" o:hralign="center" o:hrstd="t" o:hr="t" fillcolor="#a0a0a0" stroked="f"/>
         </w:pict>
       </w:r>
     </w:p>
@@ -1607,7 +1761,257 @@
           <w:rFonts w:ascii="Georgia Pro" w:eastAsia="Georgia Pro" w:hAnsi="Georgia Pro" w:cs="Georgia Pro"/>
           <w:color w:val="000000" w:themeColor="text1"/>
         </w:rPr>
-        <w:t>List VNets:</w:t>
+        <w:t>Create</w:t>
+      </w:r>
+      <w:r>
+        <w:rPr>
+          <w:rFonts w:ascii="Georgia Pro" w:eastAsia="Georgia Pro" w:hAnsi="Georgia Pro" w:cs="Georgia Pro"/>
+          <w:color w:val="000000" w:themeColor="text1"/>
+        </w:rPr>
+        <w:t xml:space="preserve"> </w:t>
+      </w:r>
+      <w:proofErr w:type="spellStart"/>
+      <w:r>
+        <w:rPr>
+          <w:rFonts w:ascii="Georgia Pro" w:eastAsia="Georgia Pro" w:hAnsi="Georgia Pro" w:cs="Georgia Pro"/>
+          <w:color w:val="000000" w:themeColor="text1"/>
+        </w:rPr>
+        <w:t>VNets</w:t>
+      </w:r>
+      <w:proofErr w:type="spellEnd"/>
+      <w:r>
+        <w:rPr>
+          <w:rFonts w:ascii="Georgia Pro" w:eastAsia="Georgia Pro" w:hAnsi="Georgia Pro" w:cs="Georgia Pro"/>
+          <w:color w:val="000000" w:themeColor="text1"/>
+        </w:rPr>
+        <w:t>:</w:t>
+      </w:r>
+    </w:p>
+    <w:p>
+      <w:pPr>
+        <w:pBdr>
+          <w:top w:val="single" w:sz="4" w:space="1" w:color="auto"/>
+          <w:left w:val="single" w:sz="4" w:space="4" w:color="auto"/>
+          <w:bottom w:val="single" w:sz="4" w:space="1" w:color="auto"/>
+          <w:right w:val="single" w:sz="4" w:space="4" w:color="auto"/>
+        </w:pBdr>
+        <w:shd w:val="clear" w:color="auto" w:fill="F2F2F2" w:themeFill="background1" w:themeFillShade="F2"/>
+        <w:spacing w:after="0" w:line="480" w:lineRule="auto"/>
+        <w:rPr>
+          <w:rFonts w:ascii="Georgia Pro" w:eastAsia="Georgia Pro" w:hAnsi="Georgia Pro" w:cs="Georgia Pro"/>
+          <w:color w:val="000000" w:themeColor="text1"/>
+        </w:rPr>
+      </w:pPr>
+      <w:proofErr w:type="spellStart"/>
+      <w:r>
+        <w:rPr>
+          <w:rFonts w:ascii="Georgia Pro" w:eastAsia="Georgia Pro" w:hAnsi="Georgia Pro" w:cs="Georgia Pro"/>
+          <w:color w:val="000000" w:themeColor="text1"/>
+        </w:rPr>
+        <w:t>az</w:t>
+      </w:r>
+      <w:proofErr w:type="spellEnd"/>
+      <w:r>
+        <w:rPr>
+          <w:rFonts w:ascii="Georgia Pro" w:eastAsia="Georgia Pro" w:hAnsi="Georgia Pro" w:cs="Georgia Pro"/>
+          <w:color w:val="000000" w:themeColor="text1"/>
+        </w:rPr>
+        <w:t xml:space="preserve"> network </w:t>
+      </w:r>
+      <w:proofErr w:type="spellStart"/>
+      <w:r>
+        <w:rPr>
+          <w:rFonts w:ascii="Georgia Pro" w:eastAsia="Georgia Pro" w:hAnsi="Georgia Pro" w:cs="Georgia Pro"/>
+          <w:color w:val="000000" w:themeColor="text1"/>
+        </w:rPr>
+        <w:t>vnet</w:t>
+      </w:r>
+      <w:proofErr w:type="spellEnd"/>
+      <w:r>
+        <w:rPr>
+          <w:rFonts w:ascii="Georgia Pro" w:eastAsia="Georgia Pro" w:hAnsi="Georgia Pro" w:cs="Georgia Pro"/>
+          <w:color w:val="000000" w:themeColor="text1"/>
+        </w:rPr>
+        <w:t xml:space="preserve"> create \</w:t>
+      </w:r>
+    </w:p>
+    <w:p>
+      <w:pPr>
+        <w:pBdr>
+          <w:top w:val="single" w:sz="4" w:space="1" w:color="auto"/>
+          <w:left w:val="single" w:sz="4" w:space="4" w:color="auto"/>
+          <w:bottom w:val="single" w:sz="4" w:space="1" w:color="auto"/>
+          <w:right w:val="single" w:sz="4" w:space="4" w:color="auto"/>
+        </w:pBdr>
+        <w:shd w:val="clear" w:color="auto" w:fill="F2F2F2" w:themeFill="background1" w:themeFillShade="F2"/>
+        <w:spacing w:after="0" w:line="480" w:lineRule="auto"/>
+        <w:rPr>
+          <w:rFonts w:ascii="Georgia Pro" w:eastAsia="Georgia Pro" w:hAnsi="Georgia Pro" w:cs="Georgia Pro"/>
+          <w:color w:val="000000" w:themeColor="text1"/>
+        </w:rPr>
+      </w:pPr>
+      <w:r>
+        <w:rPr>
+          <w:rFonts w:ascii="Georgia Pro" w:eastAsia="Georgia Pro" w:hAnsi="Georgia Pro" w:cs="Georgia Pro"/>
+          <w:color w:val="000000" w:themeColor="text1"/>
+        </w:rPr>
+        <w:t xml:space="preserve">  --resource-group $RESOURCE_GROUP \</w:t>
+      </w:r>
+    </w:p>
+    <w:p>
+      <w:pPr>
+        <w:pBdr>
+          <w:top w:val="single" w:sz="4" w:space="1" w:color="auto"/>
+          <w:left w:val="single" w:sz="4" w:space="4" w:color="auto"/>
+          <w:bottom w:val="single" w:sz="4" w:space="1" w:color="auto"/>
+          <w:right w:val="single" w:sz="4" w:space="4" w:color="auto"/>
+        </w:pBdr>
+        <w:shd w:val="clear" w:color="auto" w:fill="F2F2F2" w:themeFill="background1" w:themeFillShade="F2"/>
+        <w:spacing w:after="0" w:line="480" w:lineRule="auto"/>
+        <w:rPr>
+          <w:rFonts w:ascii="Georgia Pro" w:eastAsia="Georgia Pro" w:hAnsi="Georgia Pro" w:cs="Georgia Pro"/>
+          <w:color w:val="000000" w:themeColor="text1"/>
+        </w:rPr>
+      </w:pPr>
+      <w:r>
+        <w:rPr>
+          <w:rFonts w:ascii="Georgia Pro" w:eastAsia="Georgia Pro" w:hAnsi="Georgia Pro" w:cs="Georgia Pro"/>
+          <w:color w:val="000000" w:themeColor="text1"/>
+        </w:rPr>
+        <w:t xml:space="preserve">  --name $VNET_NAME \</w:t>
+      </w:r>
+    </w:p>
+    <w:p>
+      <w:pPr>
+        <w:pBdr>
+          <w:top w:val="single" w:sz="4" w:space="1" w:color="auto"/>
+          <w:left w:val="single" w:sz="4" w:space="4" w:color="auto"/>
+          <w:bottom w:val="single" w:sz="4" w:space="1" w:color="auto"/>
+          <w:right w:val="single" w:sz="4" w:space="4" w:color="auto"/>
+        </w:pBdr>
+        <w:shd w:val="clear" w:color="auto" w:fill="F2F2F2" w:themeFill="background1" w:themeFillShade="F2"/>
+        <w:spacing w:after="0" w:line="480" w:lineRule="auto"/>
+        <w:rPr>
+          <w:rFonts w:ascii="Georgia Pro" w:eastAsia="Georgia Pro" w:hAnsi="Georgia Pro" w:cs="Georgia Pro"/>
+          <w:color w:val="000000" w:themeColor="text1"/>
+        </w:rPr>
+      </w:pPr>
+      <w:r>
+        <w:rPr>
+          <w:rFonts w:ascii="Georgia Pro" w:eastAsia="Georgia Pro" w:hAnsi="Georgia Pro" w:cs="Georgia Pro"/>
+          <w:color w:val="000000" w:themeColor="text1"/>
+        </w:rPr>
+        <w:t xml:space="preserve">  --location $LOCATION \</w:t>
+      </w:r>
+    </w:p>
+    <w:p>
+      <w:pPr>
+        <w:pBdr>
+          <w:top w:val="single" w:sz="4" w:space="1" w:color="auto"/>
+          <w:left w:val="single" w:sz="4" w:space="4" w:color="auto"/>
+          <w:bottom w:val="single" w:sz="4" w:space="1" w:color="auto"/>
+          <w:right w:val="single" w:sz="4" w:space="4" w:color="auto"/>
+        </w:pBdr>
+        <w:shd w:val="clear" w:color="auto" w:fill="F2F2F2" w:themeFill="background1" w:themeFillShade="F2"/>
+        <w:spacing w:after="0" w:line="480" w:lineRule="auto"/>
+        <w:rPr>
+          <w:rFonts w:ascii="Georgia Pro" w:eastAsia="Georgia Pro" w:hAnsi="Georgia Pro" w:cs="Georgia Pro"/>
+          <w:color w:val="000000" w:themeColor="text1"/>
+        </w:rPr>
+      </w:pPr>
+      <w:r>
+        <w:rPr>
+          <w:rFonts w:ascii="Georgia Pro" w:eastAsia="Georgia Pro" w:hAnsi="Georgia Pro" w:cs="Georgia Pro"/>
+          <w:color w:val="000000" w:themeColor="text1"/>
+        </w:rPr>
+        <w:t xml:space="preserve">  --address-prefix 10.0.0.0/16 \</w:t>
+      </w:r>
+    </w:p>
+    <w:p>
+      <w:pPr>
+        <w:pBdr>
+          <w:top w:val="single" w:sz="4" w:space="1" w:color="auto"/>
+          <w:left w:val="single" w:sz="4" w:space="4" w:color="auto"/>
+          <w:bottom w:val="single" w:sz="4" w:space="1" w:color="auto"/>
+          <w:right w:val="single" w:sz="4" w:space="4" w:color="auto"/>
+        </w:pBdr>
+        <w:shd w:val="clear" w:color="auto" w:fill="F2F2F2" w:themeFill="background1" w:themeFillShade="F2"/>
+        <w:spacing w:after="0" w:line="480" w:lineRule="auto"/>
+        <w:rPr>
+          <w:rFonts w:ascii="Georgia Pro" w:eastAsia="Georgia Pro" w:hAnsi="Georgia Pro" w:cs="Georgia Pro"/>
+          <w:color w:val="000000" w:themeColor="text1"/>
+        </w:rPr>
+      </w:pPr>
+      <w:r>
+        <w:rPr>
+          <w:rFonts w:ascii="Georgia Pro" w:eastAsia="Georgia Pro" w:hAnsi="Georgia Pro" w:cs="Georgia Pro"/>
+          <w:color w:val="000000" w:themeColor="text1"/>
+        </w:rPr>
+        <w:t xml:space="preserve">  --subnet-name $NVA_SUBNET \</w:t>
+      </w:r>
+    </w:p>
+    <w:p>
+      <w:pPr>
+        <w:pBdr>
+          <w:top w:val="single" w:sz="4" w:space="1" w:color="auto"/>
+          <w:left w:val="single" w:sz="4" w:space="4" w:color="auto"/>
+          <w:bottom w:val="single" w:sz="4" w:space="1" w:color="auto"/>
+          <w:right w:val="single" w:sz="4" w:space="4" w:color="auto"/>
+        </w:pBdr>
+        <w:shd w:val="clear" w:color="auto" w:fill="F2F2F2" w:themeFill="background1" w:themeFillShade="F2"/>
+        <w:spacing w:after="0" w:line="480" w:lineRule="auto"/>
+        <w:rPr>
+          <w:rFonts w:ascii="Georgia Pro" w:eastAsia="Georgia Pro" w:hAnsi="Georgia Pro" w:cs="Georgia Pro"/>
+          <w:color w:val="000000" w:themeColor="text1"/>
+        </w:rPr>
+      </w:pPr>
+      <w:r>
+        <w:rPr>
+          <w:rFonts w:ascii="Georgia Pro" w:eastAsia="Georgia Pro" w:hAnsi="Georgia Pro" w:cs="Georgia Pro"/>
+          <w:color w:val="000000" w:themeColor="text1"/>
+        </w:rPr>
+        <w:t xml:space="preserve">  --subnet-prefix 10.0.1.0/24</w:t>
+      </w:r>
+    </w:p>
+    <w:p>
+      <w:pPr>
+        <w:spacing w:after="0" w:line="480" w:lineRule="auto"/>
+        <w:rPr>
+          <w:rFonts w:ascii="Georgia Pro" w:eastAsia="Georgia Pro" w:hAnsi="Georgia Pro" w:cs="Georgia Pro"/>
+          <w:color w:val="000000" w:themeColor="text1"/>
+        </w:rPr>
+      </w:pPr>
+    </w:p>
+    <w:p>
+      <w:pPr>
+        <w:spacing w:after="0" w:line="480" w:lineRule="auto"/>
+        <w:rPr>
+          <w:rFonts w:ascii="Georgia Pro" w:eastAsia="Georgia Pro" w:hAnsi="Georgia Pro" w:cs="Georgia Pro"/>
+          <w:color w:val="000000" w:themeColor="text1"/>
+        </w:rPr>
+      </w:pPr>
+      <w:r>
+        <w:rPr>
+          <w:rFonts w:ascii="Georgia Pro" w:eastAsia="Georgia Pro" w:hAnsi="Georgia Pro" w:cs="Georgia Pro"/>
+          <w:color w:val="000000" w:themeColor="text1"/>
+        </w:rPr>
+        <w:t xml:space="preserve">Check your </w:t>
+      </w:r>
+      <w:proofErr w:type="spellStart"/>
+      <w:r>
+        <w:rPr>
+          <w:rFonts w:ascii="Georgia Pro" w:eastAsia="Georgia Pro" w:hAnsi="Georgia Pro" w:cs="Georgia Pro"/>
+          <w:color w:val="000000" w:themeColor="text1"/>
+        </w:rPr>
+        <w:t>VNet</w:t>
+      </w:r>
+      <w:proofErr w:type="spellEnd"/>
+      <w:r>
+        <w:rPr>
+          <w:rFonts w:ascii="Georgia Pro" w:eastAsia="Georgia Pro" w:hAnsi="Georgia Pro" w:cs="Georgia Pro"/>
+          <w:color w:val="000000" w:themeColor="text1"/>
+        </w:rPr>
+        <w:t>:</w:t>
       </w:r>
     </w:p>
     <w:p>
@@ -1625,12 +2029,37 @@
           <w:color w:val="000000" w:themeColor="text1"/>
         </w:rPr>
       </w:pPr>
-      <w:r>
-        <w:rPr>
-          <w:rFonts w:ascii="Georgia Pro" w:eastAsia="Georgia Pro" w:hAnsi="Georgia Pro" w:cs="Georgia Pro"/>
-          <w:color w:val="000000" w:themeColor="text1"/>
-        </w:rPr>
-        <w:t>az network vnet list \</w:t>
+      <w:proofErr w:type="spellStart"/>
+      <w:r>
+        <w:rPr>
+          <w:rFonts w:ascii="Georgia Pro" w:eastAsia="Georgia Pro" w:hAnsi="Georgia Pro" w:cs="Georgia Pro"/>
+          <w:color w:val="000000" w:themeColor="text1"/>
+        </w:rPr>
+        <w:t>az</w:t>
+      </w:r>
+      <w:proofErr w:type="spellEnd"/>
+      <w:r>
+        <w:rPr>
+          <w:rFonts w:ascii="Georgia Pro" w:eastAsia="Georgia Pro" w:hAnsi="Georgia Pro" w:cs="Georgia Pro"/>
+          <w:color w:val="000000" w:themeColor="text1"/>
+        </w:rPr>
+        <w:t xml:space="preserve"> network </w:t>
+      </w:r>
+      <w:proofErr w:type="spellStart"/>
+      <w:r>
+        <w:rPr>
+          <w:rFonts w:ascii="Georgia Pro" w:eastAsia="Georgia Pro" w:hAnsi="Georgia Pro" w:cs="Georgia Pro"/>
+          <w:color w:val="000000" w:themeColor="text1"/>
+        </w:rPr>
+        <w:t>vnet</w:t>
+      </w:r>
+      <w:proofErr w:type="spellEnd"/>
+      <w:r>
+        <w:rPr>
+          <w:rFonts w:ascii="Georgia Pro" w:eastAsia="Georgia Pro" w:hAnsi="Georgia Pro" w:cs="Georgia Pro"/>
+          <w:color w:val="000000" w:themeColor="text1"/>
+        </w:rPr>
+        <w:t xml:space="preserve"> show \</w:t>
       </w:r>
     </w:p>
     <w:p>
@@ -1676,6 +2105,29 @@
           <w:rFonts w:ascii="Georgia Pro" w:eastAsia="Georgia Pro" w:hAnsi="Georgia Pro" w:cs="Georgia Pro"/>
           <w:color w:val="000000" w:themeColor="text1"/>
         </w:rPr>
+        <w:t xml:space="preserve">  --name $VNET_NAME \</w:t>
+      </w:r>
+    </w:p>
+    <w:p>
+      <w:pPr>
+        <w:pBdr>
+          <w:top w:val="single" w:sz="4" w:space="1" w:color="auto"/>
+          <w:left w:val="single" w:sz="4" w:space="4" w:color="auto"/>
+          <w:bottom w:val="single" w:sz="4" w:space="1" w:color="auto"/>
+          <w:right w:val="single" w:sz="4" w:space="4" w:color="auto"/>
+        </w:pBdr>
+        <w:shd w:val="clear" w:color="auto" w:fill="F2F2F2" w:themeFill="background1" w:themeFillShade="F2"/>
+        <w:spacing w:line="360" w:lineRule="auto"/>
+        <w:rPr>
+          <w:rFonts w:ascii="Georgia Pro" w:eastAsia="Georgia Pro" w:hAnsi="Georgia Pro" w:cs="Georgia Pro"/>
+          <w:color w:val="000000" w:themeColor="text1"/>
+        </w:rPr>
+      </w:pPr>
+      <w:r>
+        <w:rPr>
+          <w:rFonts w:ascii="Georgia Pro" w:eastAsia="Georgia Pro" w:hAnsi="Georgia Pro" w:cs="Georgia Pro"/>
+          <w:color w:val="000000" w:themeColor="text1"/>
+        </w:rPr>
         <w:t xml:space="preserve">  --output table</w:t>
       </w:r>
     </w:p>
@@ -1692,116 +2144,8 @@
           <w:rFonts w:ascii="Georgia Pro" w:eastAsia="Georgia Pro" w:hAnsi="Georgia Pro" w:cs="Georgia Pro"/>
           <w:color w:val="000000" w:themeColor="text1"/>
         </w:rPr>
-        <w:t>Check your VNet:</w:t>
-      </w:r>
-    </w:p>
-    <w:p>
-      <w:pPr>
-        <w:pBdr>
-          <w:top w:val="single" w:sz="4" w:space="1" w:color="auto"/>
-          <w:left w:val="single" w:sz="4" w:space="4" w:color="auto"/>
-          <w:bottom w:val="single" w:sz="4" w:space="1" w:color="auto"/>
-          <w:right w:val="single" w:sz="4" w:space="4" w:color="auto"/>
-        </w:pBdr>
-        <w:shd w:val="clear" w:color="auto" w:fill="F2F2F2" w:themeFill="background1" w:themeFillShade="F2"/>
-        <w:spacing w:line="360" w:lineRule="auto"/>
-        <w:rPr>
-          <w:rFonts w:ascii="Georgia Pro" w:eastAsia="Georgia Pro" w:hAnsi="Georgia Pro" w:cs="Georgia Pro"/>
-          <w:color w:val="000000" w:themeColor="text1"/>
-        </w:rPr>
-      </w:pPr>
-      <w:r>
-        <w:rPr>
-          <w:rFonts w:ascii="Georgia Pro" w:eastAsia="Georgia Pro" w:hAnsi="Georgia Pro" w:cs="Georgia Pro"/>
-          <w:color w:val="000000" w:themeColor="text1"/>
-        </w:rPr>
-        <w:t>az network vnet show \</w:t>
-      </w:r>
-    </w:p>
-    <w:p>
-      <w:pPr>
-        <w:pBdr>
-          <w:top w:val="single" w:sz="4" w:space="1" w:color="auto"/>
-          <w:left w:val="single" w:sz="4" w:space="4" w:color="auto"/>
-          <w:bottom w:val="single" w:sz="4" w:space="1" w:color="auto"/>
-          <w:right w:val="single" w:sz="4" w:space="4" w:color="auto"/>
-        </w:pBdr>
-        <w:shd w:val="clear" w:color="auto" w:fill="F2F2F2" w:themeFill="background1" w:themeFillShade="F2"/>
-        <w:spacing w:line="360" w:lineRule="auto"/>
-        <w:rPr>
-          <w:rFonts w:ascii="Georgia Pro" w:eastAsia="Georgia Pro" w:hAnsi="Georgia Pro" w:cs="Georgia Pro"/>
-          <w:color w:val="000000" w:themeColor="text1"/>
-        </w:rPr>
-      </w:pPr>
-      <w:r>
-        <w:rPr>
-          <w:rFonts w:ascii="Georgia Pro" w:eastAsia="Georgia Pro" w:hAnsi="Georgia Pro" w:cs="Georgia Pro"/>
-          <w:color w:val="000000" w:themeColor="text1"/>
-        </w:rPr>
-        <w:t xml:space="preserve">  --resource-group $RESOURCE_GROUP \</w:t>
-      </w:r>
-    </w:p>
-    <w:p>
-      <w:pPr>
-        <w:pBdr>
-          <w:top w:val="single" w:sz="4" w:space="1" w:color="auto"/>
-          <w:left w:val="single" w:sz="4" w:space="4" w:color="auto"/>
-          <w:bottom w:val="single" w:sz="4" w:space="1" w:color="auto"/>
-          <w:right w:val="single" w:sz="4" w:space="4" w:color="auto"/>
-        </w:pBdr>
-        <w:shd w:val="clear" w:color="auto" w:fill="F2F2F2" w:themeFill="background1" w:themeFillShade="F2"/>
-        <w:spacing w:line="360" w:lineRule="auto"/>
-        <w:rPr>
-          <w:rFonts w:ascii="Georgia Pro" w:eastAsia="Georgia Pro" w:hAnsi="Georgia Pro" w:cs="Georgia Pro"/>
-          <w:color w:val="000000" w:themeColor="text1"/>
-        </w:rPr>
-      </w:pPr>
-      <w:r>
-        <w:rPr>
-          <w:rFonts w:ascii="Georgia Pro" w:eastAsia="Georgia Pro" w:hAnsi="Georgia Pro" w:cs="Georgia Pro"/>
-          <w:color w:val="000000" w:themeColor="text1"/>
-        </w:rPr>
-        <w:t xml:space="preserve">  --name $VNET_NAME \</w:t>
-      </w:r>
-    </w:p>
-    <w:p>
-      <w:pPr>
-        <w:pBdr>
-          <w:top w:val="single" w:sz="4" w:space="1" w:color="auto"/>
-          <w:left w:val="single" w:sz="4" w:space="4" w:color="auto"/>
-          <w:bottom w:val="single" w:sz="4" w:space="1" w:color="auto"/>
-          <w:right w:val="single" w:sz="4" w:space="4" w:color="auto"/>
-        </w:pBdr>
-        <w:shd w:val="clear" w:color="auto" w:fill="F2F2F2" w:themeFill="background1" w:themeFillShade="F2"/>
-        <w:spacing w:line="360" w:lineRule="auto"/>
-        <w:rPr>
-          <w:rFonts w:ascii="Georgia Pro" w:eastAsia="Georgia Pro" w:hAnsi="Georgia Pro" w:cs="Georgia Pro"/>
-          <w:color w:val="000000" w:themeColor="text1"/>
-        </w:rPr>
-      </w:pPr>
-      <w:r>
-        <w:rPr>
-          <w:rFonts w:ascii="Georgia Pro" w:eastAsia="Georgia Pro" w:hAnsi="Georgia Pro" w:cs="Georgia Pro"/>
-          <w:color w:val="000000" w:themeColor="text1"/>
-        </w:rPr>
-        <w:t xml:space="preserve">  --output table</w:t>
-      </w:r>
-    </w:p>
-    <w:p>
-      <w:pPr>
-        <w:spacing w:after="0" w:line="480" w:lineRule="auto"/>
-        <w:rPr>
-          <w:rFonts w:ascii="Georgia Pro" w:eastAsia="Georgia Pro" w:hAnsi="Georgia Pro" w:cs="Georgia Pro"/>
-          <w:color w:val="000000" w:themeColor="text1"/>
-        </w:rPr>
-      </w:pPr>
-      <w:r>
-        <w:rPr>
-          <w:rFonts w:ascii="Georgia Pro" w:eastAsia="Georgia Pro" w:hAnsi="Georgia Pro" w:cs="Georgia Pro"/>
-          <w:color w:val="000000" w:themeColor="text1"/>
-        </w:rPr>
         <w:pict w14:anchorId="087EBE86">
-          <v:rect id="_x0000_i1202" style="width:0;height:1.5pt" o:hralign="center" o:hrstd="t" o:hr="t" fillcolor="#a0a0a0" stroked="f"/>
+          <v:rect id="_x0000_i1032" style="width:0;height:1.5pt" o:hralign="center" o:hrstd="t" o:hr="t" fillcolor="#a0a0a0" stroked="f"/>
         </w:pict>
       </w:r>
     </w:p>
@@ -1856,12 +2200,37 @@
           <w:color w:val="000000" w:themeColor="text1"/>
         </w:rPr>
       </w:pPr>
-      <w:r>
-        <w:rPr>
-          <w:rFonts w:ascii="Georgia Pro" w:eastAsia="Georgia Pro" w:hAnsi="Georgia Pro" w:cs="Georgia Pro"/>
-          <w:color w:val="000000" w:themeColor="text1"/>
-        </w:rPr>
-        <w:t>az network vnet subnet list \</w:t>
+      <w:proofErr w:type="spellStart"/>
+      <w:r>
+        <w:rPr>
+          <w:rFonts w:ascii="Georgia Pro" w:eastAsia="Georgia Pro" w:hAnsi="Georgia Pro" w:cs="Georgia Pro"/>
+          <w:color w:val="000000" w:themeColor="text1"/>
+        </w:rPr>
+        <w:t>az</w:t>
+      </w:r>
+      <w:proofErr w:type="spellEnd"/>
+      <w:r>
+        <w:rPr>
+          <w:rFonts w:ascii="Georgia Pro" w:eastAsia="Georgia Pro" w:hAnsi="Georgia Pro" w:cs="Georgia Pro"/>
+          <w:color w:val="000000" w:themeColor="text1"/>
+        </w:rPr>
+        <w:t xml:space="preserve"> network </w:t>
+      </w:r>
+      <w:proofErr w:type="spellStart"/>
+      <w:r>
+        <w:rPr>
+          <w:rFonts w:ascii="Georgia Pro" w:eastAsia="Georgia Pro" w:hAnsi="Georgia Pro" w:cs="Georgia Pro"/>
+          <w:color w:val="000000" w:themeColor="text1"/>
+        </w:rPr>
+        <w:t>vnet</w:t>
+      </w:r>
+      <w:proofErr w:type="spellEnd"/>
+      <w:r>
+        <w:rPr>
+          <w:rFonts w:ascii="Georgia Pro" w:eastAsia="Georgia Pro" w:hAnsi="Georgia Pro" w:cs="Georgia Pro"/>
+          <w:color w:val="000000" w:themeColor="text1"/>
+        </w:rPr>
+        <w:t xml:space="preserve"> subnet list \</w:t>
       </w:r>
     </w:p>
     <w:p>
@@ -1907,7 +2276,23 @@
           <w:rFonts w:ascii="Georgia Pro" w:eastAsia="Georgia Pro" w:hAnsi="Georgia Pro" w:cs="Georgia Pro"/>
           <w:color w:val="000000" w:themeColor="text1"/>
         </w:rPr>
-        <w:t xml:space="preserve">  --vnet-name $VNET_NAME \</w:t>
+        <w:t xml:space="preserve">  --</w:t>
+      </w:r>
+      <w:proofErr w:type="spellStart"/>
+      <w:r>
+        <w:rPr>
+          <w:rFonts w:ascii="Georgia Pro" w:eastAsia="Georgia Pro" w:hAnsi="Georgia Pro" w:cs="Georgia Pro"/>
+          <w:color w:val="000000" w:themeColor="text1"/>
+        </w:rPr>
+        <w:t>vnet</w:t>
+      </w:r>
+      <w:proofErr w:type="spellEnd"/>
+      <w:r>
+        <w:rPr>
+          <w:rFonts w:ascii="Georgia Pro" w:eastAsia="Georgia Pro" w:hAnsi="Georgia Pro" w:cs="Georgia Pro"/>
+          <w:color w:val="000000" w:themeColor="text1"/>
+        </w:rPr>
+        <w:t>-name $VNET_NAME \</w:t>
       </w:r>
     </w:p>
     <w:p>
@@ -1994,6 +2379,7 @@
           <w:rFonts w:ascii="Georgia Pro" w:eastAsia="Georgia Pro" w:hAnsi="Georgia Pro" w:cs="Georgia Pro"/>
           <w:color w:val="000000" w:themeColor="text1"/>
         </w:rPr>
+        <w:lastRenderedPageBreak/>
         <w:t>NVA-Subnet</w:t>
       </w:r>
     </w:p>
@@ -2066,12 +2452,13 @@
           <w:color w:val="000000" w:themeColor="text1"/>
         </w:rPr>
         <w:pict w14:anchorId="015FE22A">
-          <v:rect id="_x0000_i1203" style="width:0;height:1.5pt" o:hralign="center" o:hrstd="t" o:hr="t" fillcolor="#a0a0a0" stroked="f"/>
+          <v:rect id="_x0000_i1033" style="width:0;height:1.5pt" o:hralign="center" o:hrstd="t" o:hr="t" fillcolor="#a0a0a0" stroked="f"/>
         </w:pict>
       </w:r>
     </w:p>
     <w:p>
       <w:pPr>
+        <w:spacing w:after="0" w:line="480" w:lineRule="auto"/>
         <w:rPr>
           <w:rFonts w:ascii="Georgia Pro" w:eastAsia="Georgia Pro" w:hAnsi="Georgia Pro" w:cs="Georgia Pro"/>
           <w:b/>
@@ -2086,13 +2473,203 @@
           <w:bCs/>
           <w:color w:val="000000" w:themeColor="text1"/>
         </w:rPr>
-        <w:lastRenderedPageBreak/>
-        <w:br w:type="page"/>
-      </w:r>
-    </w:p>
-    <w:p>
-      <w:pPr>
-        <w:spacing w:after="0" w:line="480" w:lineRule="auto"/>
+        <w:t>9. Verify SSH Key</w:t>
+      </w:r>
+    </w:p>
+    <w:p>
+      <w:pPr>
+        <w:spacing w:after="0" w:line="480" w:lineRule="auto"/>
+        <w:rPr>
+          <w:rFonts w:ascii="Georgia Pro" w:eastAsia="Georgia Pro" w:hAnsi="Georgia Pro" w:cs="Georgia Pro"/>
+          <w:color w:val="000000" w:themeColor="text1"/>
+        </w:rPr>
+      </w:pPr>
+      <w:r>
+        <w:rPr>
+          <w:rFonts w:ascii="Georgia Pro" w:eastAsia="Georgia Pro" w:hAnsi="Georgia Pro" w:cs="Georgia Pro"/>
+          <w:color w:val="000000" w:themeColor="text1"/>
+        </w:rPr>
+        <w:t>Check whether your SSH public key exists:</w:t>
+      </w:r>
+    </w:p>
+    <w:p>
+      <w:pPr>
+        <w:spacing w:after="0" w:line="480" w:lineRule="auto"/>
+        <w:rPr>
+          <w:rFonts w:ascii="Georgia Pro" w:eastAsia="Georgia Pro" w:hAnsi="Georgia Pro" w:cs="Georgia Pro"/>
+          <w:color w:val="000000" w:themeColor="text1"/>
+        </w:rPr>
+      </w:pPr>
+      <w:r>
+        <w:rPr>
+          <w:rFonts w:ascii="Georgia Pro" w:eastAsia="Georgia Pro" w:hAnsi="Georgia Pro" w:cs="Georgia Pro"/>
+          <w:color w:val="000000" w:themeColor="text1"/>
+        </w:rPr>
+        <w:t>ls ~/.ssh/id_rsa.pub</w:t>
+      </w:r>
+    </w:p>
+    <w:p>
+      <w:pPr>
+        <w:spacing w:after="0" w:line="480" w:lineRule="auto"/>
+        <w:rPr>
+          <w:rFonts w:ascii="Georgia Pro" w:eastAsia="Georgia Pro" w:hAnsi="Georgia Pro" w:cs="Georgia Pro"/>
+          <w:color w:val="000000" w:themeColor="text1"/>
+        </w:rPr>
+      </w:pPr>
+      <w:r>
+        <w:rPr>
+          <w:rFonts w:ascii="Georgia Pro" w:eastAsia="Georgia Pro" w:hAnsi="Georgia Pro" w:cs="Georgia Pro"/>
+          <w:color w:val="000000" w:themeColor="text1"/>
+        </w:rPr>
+        <w:t>If it exists, you can use:</w:t>
+      </w:r>
+    </w:p>
+    <w:p>
+      <w:pPr>
+        <w:spacing w:after="0" w:line="480" w:lineRule="auto"/>
+        <w:rPr>
+          <w:rFonts w:ascii="Georgia Pro" w:eastAsia="Georgia Pro" w:hAnsi="Georgia Pro" w:cs="Georgia Pro"/>
+          <w:color w:val="000000" w:themeColor="text1"/>
+        </w:rPr>
+      </w:pPr>
+      <w:r>
+        <w:rPr>
+          <w:rFonts w:ascii="Georgia Pro" w:eastAsia="Georgia Pro" w:hAnsi="Georgia Pro" w:cs="Georgia Pro"/>
+          <w:color w:val="000000" w:themeColor="text1"/>
+        </w:rPr>
+        <w:t>--ssh-key-values ~/.ssh/id_rsa.pub</w:t>
+      </w:r>
+    </w:p>
+    <w:p>
+      <w:pPr>
+        <w:spacing w:after="0" w:line="480" w:lineRule="auto"/>
+        <w:rPr>
+          <w:rFonts w:ascii="Georgia Pro" w:eastAsia="Georgia Pro" w:hAnsi="Georgia Pro" w:cs="Georgia Pro"/>
+          <w:color w:val="000000" w:themeColor="text1"/>
+        </w:rPr>
+      </w:pPr>
+      <w:r>
+        <w:rPr>
+          <w:rFonts w:ascii="Georgia Pro" w:eastAsia="Georgia Pro" w:hAnsi="Georgia Pro" w:cs="Georgia Pro"/>
+          <w:color w:val="000000" w:themeColor="text1"/>
+        </w:rPr>
+        <w:t>If you do not have an SSH key, create one:</w:t>
+      </w:r>
+    </w:p>
+    <w:p>
+      <w:pPr>
+        <w:pBdr>
+          <w:top w:val="single" w:sz="4" w:space="1" w:color="auto"/>
+          <w:left w:val="single" w:sz="4" w:space="4" w:color="auto"/>
+          <w:bottom w:val="single" w:sz="4" w:space="1" w:color="auto"/>
+          <w:right w:val="single" w:sz="4" w:space="4" w:color="auto"/>
+        </w:pBdr>
+        <w:shd w:val="clear" w:color="auto" w:fill="F2F2F2" w:themeFill="background1" w:themeFillShade="F2"/>
+        <w:spacing w:line="360" w:lineRule="auto"/>
+        <w:rPr>
+          <w:rFonts w:ascii="Georgia Pro" w:eastAsia="Georgia Pro" w:hAnsi="Georgia Pro" w:cs="Georgia Pro"/>
+          <w:color w:val="000000" w:themeColor="text1"/>
+        </w:rPr>
+      </w:pPr>
+      <w:r>
+        <w:rPr>
+          <w:rFonts w:ascii="Georgia Pro" w:eastAsia="Georgia Pro" w:hAnsi="Georgia Pro" w:cs="Georgia Pro"/>
+          <w:color w:val="000000" w:themeColor="text1"/>
+        </w:rPr>
+        <w:t xml:space="preserve">ssh-keygen -t </w:t>
+      </w:r>
+      <w:proofErr w:type="spellStart"/>
+      <w:r>
+        <w:rPr>
+          <w:rFonts w:ascii="Georgia Pro" w:eastAsia="Georgia Pro" w:hAnsi="Georgia Pro" w:cs="Georgia Pro"/>
+          <w:color w:val="000000" w:themeColor="text1"/>
+        </w:rPr>
+        <w:t>rsa</w:t>
+      </w:r>
+      <w:proofErr w:type="spellEnd"/>
+      <w:r>
+        <w:rPr>
+          <w:rFonts w:ascii="Georgia Pro" w:eastAsia="Georgia Pro" w:hAnsi="Georgia Pro" w:cs="Georgia Pro"/>
+          <w:color w:val="000000" w:themeColor="text1"/>
+        </w:rPr>
+        <w:t xml:space="preserve"> -b 4096</w:t>
+      </w:r>
+    </w:p>
+    <w:p>
+      <w:pPr>
+        <w:spacing w:after="0" w:line="480" w:lineRule="auto"/>
+        <w:rPr>
+          <w:rFonts w:ascii="Georgia Pro" w:eastAsia="Georgia Pro" w:hAnsi="Georgia Pro" w:cs="Georgia Pro"/>
+          <w:color w:val="000000" w:themeColor="text1"/>
+        </w:rPr>
+      </w:pPr>
+      <w:r>
+        <w:rPr>
+          <w:rFonts w:ascii="Georgia Pro" w:eastAsia="Georgia Pro" w:hAnsi="Georgia Pro" w:cs="Georgia Pro"/>
+          <w:color w:val="000000" w:themeColor="text1"/>
+        </w:rPr>
+        <w:t>Press Enter to accept the default location.</w:t>
+      </w:r>
+    </w:p>
+    <w:p>
+      <w:pPr>
+        <w:spacing w:after="0" w:line="480" w:lineRule="auto"/>
+        <w:rPr>
+          <w:rFonts w:ascii="Georgia Pro" w:eastAsia="Georgia Pro" w:hAnsi="Georgia Pro" w:cs="Georgia Pro"/>
+          <w:color w:val="000000" w:themeColor="text1"/>
+        </w:rPr>
+      </w:pPr>
+      <w:r>
+        <w:rPr>
+          <w:rFonts w:ascii="Georgia Pro" w:eastAsia="Georgia Pro" w:hAnsi="Georgia Pro" w:cs="Georgia Pro"/>
+          <w:color w:val="000000" w:themeColor="text1"/>
+        </w:rPr>
+        <w:t>Verify:</w:t>
+      </w:r>
+    </w:p>
+    <w:p>
+      <w:pPr>
+        <w:pBdr>
+          <w:top w:val="single" w:sz="4" w:space="1" w:color="auto"/>
+          <w:left w:val="single" w:sz="4" w:space="4" w:color="auto"/>
+          <w:bottom w:val="single" w:sz="4" w:space="1" w:color="auto"/>
+          <w:right w:val="single" w:sz="4" w:space="4" w:color="auto"/>
+        </w:pBdr>
+        <w:shd w:val="clear" w:color="auto" w:fill="F2F2F2" w:themeFill="background1" w:themeFillShade="F2"/>
+        <w:spacing w:line="360" w:lineRule="auto"/>
+        <w:rPr>
+          <w:rFonts w:ascii="Georgia Pro" w:eastAsia="Georgia Pro" w:hAnsi="Georgia Pro" w:cs="Georgia Pro"/>
+          <w:color w:val="000000" w:themeColor="text1"/>
+        </w:rPr>
+      </w:pPr>
+      <w:r>
+        <w:rPr>
+          <w:rFonts w:ascii="Georgia Pro" w:eastAsia="Georgia Pro" w:hAnsi="Georgia Pro" w:cs="Georgia Pro"/>
+          <w:color w:val="000000" w:themeColor="text1"/>
+        </w:rPr>
+        <w:t>ls ~/.ssh/</w:t>
+      </w:r>
+    </w:p>
+    <w:p>
+      <w:pPr>
+        <w:spacing w:after="0" w:line="480" w:lineRule="auto"/>
+        <w:rPr>
+          <w:rFonts w:ascii="Georgia Pro" w:eastAsia="Georgia Pro" w:hAnsi="Georgia Pro" w:cs="Georgia Pro"/>
+          <w:color w:val="000000" w:themeColor="text1"/>
+        </w:rPr>
+      </w:pPr>
+      <w:r>
+        <w:rPr>
+          <w:rFonts w:ascii="Georgia Pro" w:eastAsia="Georgia Pro" w:hAnsi="Georgia Pro" w:cs="Georgia Pro"/>
+          <w:color w:val="000000" w:themeColor="text1"/>
+        </w:rPr>
+        <w:pict w14:anchorId="567423AC">
+          <v:rect id="_x0000_i1034" style="width:0;height:1.5pt" o:hralign="center" o:hrstd="t" o:hr="t" fillcolor="#a0a0a0" stroked="f"/>
+        </w:pict>
+      </w:r>
+    </w:p>
+    <w:p>
+      <w:pPr>
         <w:rPr>
           <w:rFonts w:ascii="Georgia Pro" w:eastAsia="Georgia Pro" w:hAnsi="Georgia Pro" w:cs="Georgia Pro"/>
           <w:b/>
@@ -2107,184 +2684,7 @@
           <w:bCs/>
           <w:color w:val="000000" w:themeColor="text1"/>
         </w:rPr>
-        <w:lastRenderedPageBreak/>
-        <w:t>9. Verify SSH Key</w:t>
-      </w:r>
-    </w:p>
-    <w:p>
-      <w:pPr>
-        <w:spacing w:after="0" w:line="480" w:lineRule="auto"/>
-        <w:rPr>
-          <w:rFonts w:ascii="Georgia Pro" w:eastAsia="Georgia Pro" w:hAnsi="Georgia Pro" w:cs="Georgia Pro"/>
-          <w:color w:val="000000" w:themeColor="text1"/>
-        </w:rPr>
-      </w:pPr>
-      <w:r>
-        <w:rPr>
-          <w:rFonts w:ascii="Georgia Pro" w:eastAsia="Georgia Pro" w:hAnsi="Georgia Pro" w:cs="Georgia Pro"/>
-          <w:color w:val="000000" w:themeColor="text1"/>
-        </w:rPr>
-        <w:t>Check whether your SSH public key exists:</w:t>
-      </w:r>
-    </w:p>
-    <w:p>
-      <w:pPr>
-        <w:spacing w:after="0" w:line="480" w:lineRule="auto"/>
-        <w:rPr>
-          <w:rFonts w:ascii="Georgia Pro" w:eastAsia="Georgia Pro" w:hAnsi="Georgia Pro" w:cs="Georgia Pro"/>
-          <w:color w:val="000000" w:themeColor="text1"/>
-        </w:rPr>
-      </w:pPr>
-      <w:r>
-        <w:rPr>
-          <w:rFonts w:ascii="Georgia Pro" w:eastAsia="Georgia Pro" w:hAnsi="Georgia Pro" w:cs="Georgia Pro"/>
-          <w:color w:val="000000" w:themeColor="text1"/>
-        </w:rPr>
-        <w:t>ls ~/.ssh/id_rsa.pub</w:t>
-      </w:r>
-    </w:p>
-    <w:p>
-      <w:pPr>
-        <w:spacing w:after="0" w:line="480" w:lineRule="auto"/>
-        <w:rPr>
-          <w:rFonts w:ascii="Georgia Pro" w:eastAsia="Georgia Pro" w:hAnsi="Georgia Pro" w:cs="Georgia Pro"/>
-          <w:color w:val="000000" w:themeColor="text1"/>
-        </w:rPr>
-      </w:pPr>
-      <w:r>
-        <w:rPr>
-          <w:rFonts w:ascii="Georgia Pro" w:eastAsia="Georgia Pro" w:hAnsi="Georgia Pro" w:cs="Georgia Pro"/>
-          <w:color w:val="000000" w:themeColor="text1"/>
-        </w:rPr>
-        <w:t>If it exists, you can use:</w:t>
-      </w:r>
-    </w:p>
-    <w:p>
-      <w:pPr>
-        <w:spacing w:after="0" w:line="480" w:lineRule="auto"/>
-        <w:rPr>
-          <w:rFonts w:ascii="Georgia Pro" w:eastAsia="Georgia Pro" w:hAnsi="Georgia Pro" w:cs="Georgia Pro"/>
-          <w:color w:val="000000" w:themeColor="text1"/>
-        </w:rPr>
-      </w:pPr>
-      <w:r>
-        <w:rPr>
-          <w:rFonts w:ascii="Georgia Pro" w:eastAsia="Georgia Pro" w:hAnsi="Georgia Pro" w:cs="Georgia Pro"/>
-          <w:color w:val="000000" w:themeColor="text1"/>
-        </w:rPr>
-        <w:t>--ssh-key-values ~/.ssh/id_rsa.pub</w:t>
-      </w:r>
-    </w:p>
-    <w:p>
-      <w:pPr>
-        <w:spacing w:after="0" w:line="480" w:lineRule="auto"/>
-        <w:rPr>
-          <w:rFonts w:ascii="Georgia Pro" w:eastAsia="Georgia Pro" w:hAnsi="Georgia Pro" w:cs="Georgia Pro"/>
-          <w:color w:val="000000" w:themeColor="text1"/>
-        </w:rPr>
-      </w:pPr>
-      <w:r>
-        <w:rPr>
-          <w:rFonts w:ascii="Georgia Pro" w:eastAsia="Georgia Pro" w:hAnsi="Georgia Pro" w:cs="Georgia Pro"/>
-          <w:color w:val="000000" w:themeColor="text1"/>
-        </w:rPr>
-        <w:t>If you do not have an SSH key, create one:</w:t>
-      </w:r>
-    </w:p>
-    <w:p>
-      <w:pPr>
-        <w:pBdr>
-          <w:top w:val="single" w:sz="4" w:space="1" w:color="auto"/>
-          <w:left w:val="single" w:sz="4" w:space="4" w:color="auto"/>
-          <w:bottom w:val="single" w:sz="4" w:space="1" w:color="auto"/>
-          <w:right w:val="single" w:sz="4" w:space="4" w:color="auto"/>
-        </w:pBdr>
-        <w:shd w:val="clear" w:color="auto" w:fill="F2F2F2" w:themeFill="background1" w:themeFillShade="F2"/>
-        <w:spacing w:line="360" w:lineRule="auto"/>
-        <w:rPr>
-          <w:rFonts w:ascii="Georgia Pro" w:eastAsia="Georgia Pro" w:hAnsi="Georgia Pro" w:cs="Georgia Pro"/>
-          <w:color w:val="000000" w:themeColor="text1"/>
-        </w:rPr>
-      </w:pPr>
-      <w:r>
-        <w:rPr>
-          <w:rFonts w:ascii="Georgia Pro" w:eastAsia="Georgia Pro" w:hAnsi="Georgia Pro" w:cs="Georgia Pro"/>
-          <w:color w:val="000000" w:themeColor="text1"/>
-        </w:rPr>
-        <w:t>ssh-keygen -t rsa -b 4096</w:t>
-      </w:r>
-    </w:p>
-    <w:p>
-      <w:pPr>
-        <w:spacing w:after="0" w:line="480" w:lineRule="auto"/>
-        <w:rPr>
-          <w:rFonts w:ascii="Georgia Pro" w:eastAsia="Georgia Pro" w:hAnsi="Georgia Pro" w:cs="Georgia Pro"/>
-          <w:color w:val="000000" w:themeColor="text1"/>
-        </w:rPr>
-      </w:pPr>
-      <w:r>
-        <w:rPr>
-          <w:rFonts w:ascii="Georgia Pro" w:eastAsia="Georgia Pro" w:hAnsi="Georgia Pro" w:cs="Georgia Pro"/>
-          <w:color w:val="000000" w:themeColor="text1"/>
-        </w:rPr>
-        <w:t>Press Enter to accept the default location.</w:t>
-      </w:r>
-    </w:p>
-    <w:p>
-      <w:pPr>
-        <w:spacing w:after="0" w:line="480" w:lineRule="auto"/>
-        <w:rPr>
-          <w:rFonts w:ascii="Georgia Pro" w:eastAsia="Georgia Pro" w:hAnsi="Georgia Pro" w:cs="Georgia Pro"/>
-          <w:color w:val="000000" w:themeColor="text1"/>
-        </w:rPr>
-      </w:pPr>
-      <w:r>
-        <w:rPr>
-          <w:rFonts w:ascii="Georgia Pro" w:eastAsia="Georgia Pro" w:hAnsi="Georgia Pro" w:cs="Georgia Pro"/>
-          <w:color w:val="000000" w:themeColor="text1"/>
-        </w:rPr>
-        <w:t>Verify:</w:t>
-      </w:r>
-    </w:p>
-    <w:p>
-      <w:pPr>
-        <w:pBdr>
-          <w:top w:val="single" w:sz="4" w:space="1" w:color="auto"/>
-          <w:left w:val="single" w:sz="4" w:space="4" w:color="auto"/>
-          <w:bottom w:val="single" w:sz="4" w:space="1" w:color="auto"/>
-          <w:right w:val="single" w:sz="4" w:space="4" w:color="auto"/>
-        </w:pBdr>
-        <w:shd w:val="clear" w:color="auto" w:fill="F2F2F2" w:themeFill="background1" w:themeFillShade="F2"/>
-        <w:spacing w:line="360" w:lineRule="auto"/>
-        <w:rPr>
-          <w:rFonts w:ascii="Georgia Pro" w:eastAsia="Georgia Pro" w:hAnsi="Georgia Pro" w:cs="Georgia Pro"/>
-          <w:color w:val="000000" w:themeColor="text1"/>
-        </w:rPr>
-      </w:pPr>
-      <w:r>
-        <w:rPr>
-          <w:rFonts w:ascii="Georgia Pro" w:eastAsia="Georgia Pro" w:hAnsi="Georgia Pro" w:cs="Georgia Pro"/>
-          <w:color w:val="000000" w:themeColor="text1"/>
-        </w:rPr>
-        <w:t>ls ~/.ssh/</w:t>
-      </w:r>
-    </w:p>
-    <w:p>
-      <w:pPr>
-        <w:spacing w:after="0" w:line="480" w:lineRule="auto"/>
-        <w:rPr>
-          <w:rFonts w:ascii="Georgia Pro" w:eastAsia="Georgia Pro" w:hAnsi="Georgia Pro" w:cs="Georgia Pro"/>
-          <w:color w:val="000000" w:themeColor="text1"/>
-        </w:rPr>
-      </w:pPr>
-      <w:r>
-        <w:rPr>
-          <w:rFonts w:ascii="Georgia Pro" w:eastAsia="Georgia Pro" w:hAnsi="Georgia Pro" w:cs="Georgia Pro"/>
-          <w:color w:val="000000" w:themeColor="text1"/>
-        </w:rPr>
-        <w:pict w14:anchorId="567423AC">
-          <v:rect id="_x0000_i1204" style="width:0;height:1.5pt" o:hralign="center" o:hrstd="t" o:hr="t" fillcolor="#a0a0a0" stroked="f"/>
-        </w:pict>
+        <w:br w:type="page"/>
       </w:r>
     </w:p>
     <w:p>
@@ -2304,6 +2704,7 @@
           <w:bCs/>
           <w:color w:val="000000" w:themeColor="text1"/>
         </w:rPr>
+        <w:lastRenderedPageBreak/>
         <w:t>10. Create the Virtual Machine Scale Set</w:t>
       </w:r>
     </w:p>
@@ -2327,7 +2728,7 @@
       <w:pPr>
         <w:pBdr>
           <w:top w:val="single" w:sz="4" w:space="1" w:color="auto"/>
-          <w:left w:val="single" w:sz="4" w:space="4" w:color="auto"/>
+          <w:left w:val="single" w:sz="4" w:space="0" w:color="auto"/>
           <w:bottom w:val="single" w:sz="4" w:space="1" w:color="auto"/>
           <w:right w:val="single" w:sz="4" w:space="4" w:color="auto"/>
         </w:pBdr>
@@ -2338,19 +2739,44 @@
           <w:color w:val="000000" w:themeColor="text1"/>
         </w:rPr>
       </w:pPr>
-      <w:r>
-        <w:rPr>
-          <w:rFonts w:ascii="Georgia Pro" w:eastAsia="Georgia Pro" w:hAnsi="Georgia Pro" w:cs="Georgia Pro"/>
-          <w:color w:val="000000" w:themeColor="text1"/>
-        </w:rPr>
-        <w:t>az vmss create \</w:t>
-      </w:r>
-    </w:p>
-    <w:p>
-      <w:pPr>
-        <w:pBdr>
-          <w:top w:val="single" w:sz="4" w:space="1" w:color="auto"/>
-          <w:left w:val="single" w:sz="4" w:space="4" w:color="auto"/>
+      <w:proofErr w:type="spellStart"/>
+      <w:r>
+        <w:rPr>
+          <w:rFonts w:ascii="Georgia Pro" w:eastAsia="Georgia Pro" w:hAnsi="Georgia Pro" w:cs="Georgia Pro"/>
+          <w:color w:val="000000" w:themeColor="text1"/>
+        </w:rPr>
+        <w:t>az</w:t>
+      </w:r>
+      <w:proofErr w:type="spellEnd"/>
+      <w:r>
+        <w:rPr>
+          <w:rFonts w:ascii="Georgia Pro" w:eastAsia="Georgia Pro" w:hAnsi="Georgia Pro" w:cs="Georgia Pro"/>
+          <w:color w:val="000000" w:themeColor="text1"/>
+        </w:rPr>
+        <w:t xml:space="preserve"> </w:t>
+      </w:r>
+      <w:proofErr w:type="spellStart"/>
+      <w:r>
+        <w:rPr>
+          <w:rFonts w:ascii="Georgia Pro" w:eastAsia="Georgia Pro" w:hAnsi="Georgia Pro" w:cs="Georgia Pro"/>
+          <w:color w:val="000000" w:themeColor="text1"/>
+        </w:rPr>
+        <w:t>vmss</w:t>
+      </w:r>
+      <w:proofErr w:type="spellEnd"/>
+      <w:r>
+        <w:rPr>
+          <w:rFonts w:ascii="Georgia Pro" w:eastAsia="Georgia Pro" w:hAnsi="Georgia Pro" w:cs="Georgia Pro"/>
+          <w:color w:val="000000" w:themeColor="text1"/>
+        </w:rPr>
+        <w:t xml:space="preserve"> create \</w:t>
+      </w:r>
+    </w:p>
+    <w:p>
+      <w:pPr>
+        <w:pBdr>
+          <w:top w:val="single" w:sz="4" w:space="1" w:color="auto"/>
+          <w:left w:val="single" w:sz="4" w:space="0" w:color="auto"/>
           <w:bottom w:val="single" w:sz="4" w:space="1" w:color="auto"/>
           <w:right w:val="single" w:sz="4" w:space="4" w:color="auto"/>
         </w:pBdr>
@@ -2373,7 +2799,7 @@
       <w:pPr>
         <w:pBdr>
           <w:top w:val="single" w:sz="4" w:space="1" w:color="auto"/>
-          <w:left w:val="single" w:sz="4" w:space="4" w:color="auto"/>
+          <w:left w:val="single" w:sz="4" w:space="0" w:color="auto"/>
           <w:bottom w:val="single" w:sz="4" w:space="1" w:color="auto"/>
           <w:right w:val="single" w:sz="4" w:space="4" w:color="auto"/>
         </w:pBdr>
@@ -2396,7 +2822,7 @@
       <w:pPr>
         <w:pBdr>
           <w:top w:val="single" w:sz="4" w:space="1" w:color="auto"/>
-          <w:left w:val="single" w:sz="4" w:space="4" w:color="auto"/>
+          <w:left w:val="single" w:sz="4" w:space="0" w:color="auto"/>
           <w:bottom w:val="single" w:sz="4" w:space="1" w:color="auto"/>
           <w:right w:val="single" w:sz="4" w:space="4" w:color="auto"/>
         </w:pBdr>
@@ -2412,14 +2838,30 @@
           <w:rFonts w:ascii="Georgia Pro" w:eastAsia="Georgia Pro" w:hAnsi="Georgia Pro" w:cs="Georgia Pro"/>
           <w:color w:val="000000" w:themeColor="text1"/>
         </w:rPr>
-        <w:t xml:space="preserve">  --image Canonical:0001-com-ubuntu-server-focal:20_04-lts-gen2:latest \</w:t>
-      </w:r>
-    </w:p>
-    <w:p>
-      <w:pPr>
-        <w:pBdr>
-          <w:top w:val="single" w:sz="4" w:space="1" w:color="auto"/>
-          <w:left w:val="single" w:sz="4" w:space="4" w:color="auto"/>
+        <w:t xml:space="preserve">  --image Canonical:0001-com-ubuntu-server-focal:20_04-lts-gen</w:t>
+      </w:r>
+      <w:proofErr w:type="gramStart"/>
+      <w:r>
+        <w:rPr>
+          <w:rFonts w:ascii="Georgia Pro" w:eastAsia="Georgia Pro" w:hAnsi="Georgia Pro" w:cs="Georgia Pro"/>
+          <w:color w:val="000000" w:themeColor="text1"/>
+        </w:rPr>
+        <w:t>2:latest</w:t>
+      </w:r>
+      <w:proofErr w:type="gramEnd"/>
+      <w:r>
+        <w:rPr>
+          <w:rFonts w:ascii="Georgia Pro" w:eastAsia="Georgia Pro" w:hAnsi="Georgia Pro" w:cs="Georgia Pro"/>
+          <w:color w:val="000000" w:themeColor="text1"/>
+        </w:rPr>
+        <w:t xml:space="preserve"> \</w:t>
+      </w:r>
+    </w:p>
+    <w:p>
+      <w:pPr>
+        <w:pBdr>
+          <w:top w:val="single" w:sz="4" w:space="1" w:color="auto"/>
+          <w:left w:val="single" w:sz="4" w:space="0" w:color="auto"/>
           <w:bottom w:val="single" w:sz="4" w:space="1" w:color="auto"/>
           <w:right w:val="single" w:sz="4" w:space="4" w:color="auto"/>
         </w:pBdr>
@@ -2435,14 +2877,30 @@
           <w:rFonts w:ascii="Georgia Pro" w:eastAsia="Georgia Pro" w:hAnsi="Georgia Pro" w:cs="Georgia Pro"/>
           <w:color w:val="000000" w:themeColor="text1"/>
         </w:rPr>
-        <w:t xml:space="preserve">  --vm-sku Standard_B1s \</w:t>
-      </w:r>
-    </w:p>
-    <w:p>
-      <w:pPr>
-        <w:pBdr>
-          <w:top w:val="single" w:sz="4" w:space="1" w:color="auto"/>
-          <w:left w:val="single" w:sz="4" w:space="4" w:color="auto"/>
+        <w:t xml:space="preserve">  --</w:t>
+      </w:r>
+      <w:proofErr w:type="spellStart"/>
+      <w:r>
+        <w:rPr>
+          <w:rFonts w:ascii="Georgia Pro" w:eastAsia="Georgia Pro" w:hAnsi="Georgia Pro" w:cs="Georgia Pro"/>
+          <w:color w:val="000000" w:themeColor="text1"/>
+        </w:rPr>
+        <w:t>vm-sku</w:t>
+      </w:r>
+      <w:proofErr w:type="spellEnd"/>
+      <w:r>
+        <w:rPr>
+          <w:rFonts w:ascii="Georgia Pro" w:eastAsia="Georgia Pro" w:hAnsi="Georgia Pro" w:cs="Georgia Pro"/>
+          <w:color w:val="000000" w:themeColor="text1"/>
+        </w:rPr>
+        <w:t xml:space="preserve"> Standard_B1s \</w:t>
+      </w:r>
+    </w:p>
+    <w:p>
+      <w:pPr>
+        <w:pBdr>
+          <w:top w:val="single" w:sz="4" w:space="1" w:color="auto"/>
+          <w:left w:val="single" w:sz="4" w:space="0" w:color="auto"/>
           <w:bottom w:val="single" w:sz="4" w:space="1" w:color="auto"/>
           <w:right w:val="single" w:sz="4" w:space="4" w:color="auto"/>
         </w:pBdr>
@@ -2458,14 +2916,46 @@
           <w:rFonts w:ascii="Georgia Pro" w:eastAsia="Georgia Pro" w:hAnsi="Georgia Pro" w:cs="Georgia Pro"/>
           <w:color w:val="000000" w:themeColor="text1"/>
         </w:rPr>
-        <w:t xml:space="preserve">  --storage-sku Standard_LRS \</w:t>
-      </w:r>
-    </w:p>
-    <w:p>
-      <w:pPr>
-        <w:pBdr>
-          <w:top w:val="single" w:sz="4" w:space="1" w:color="auto"/>
-          <w:left w:val="single" w:sz="4" w:space="4" w:color="auto"/>
+        <w:t xml:space="preserve">  --storage-</w:t>
+      </w:r>
+      <w:proofErr w:type="spellStart"/>
+      <w:r>
+        <w:rPr>
+          <w:rFonts w:ascii="Georgia Pro" w:eastAsia="Georgia Pro" w:hAnsi="Georgia Pro" w:cs="Georgia Pro"/>
+          <w:color w:val="000000" w:themeColor="text1"/>
+        </w:rPr>
+        <w:t>sku</w:t>
+      </w:r>
+      <w:proofErr w:type="spellEnd"/>
+      <w:r>
+        <w:rPr>
+          <w:rFonts w:ascii="Georgia Pro" w:eastAsia="Georgia Pro" w:hAnsi="Georgia Pro" w:cs="Georgia Pro"/>
+          <w:color w:val="000000" w:themeColor="text1"/>
+        </w:rPr>
+        <w:t xml:space="preserve"> </w:t>
+      </w:r>
+      <w:proofErr w:type="spellStart"/>
+      <w:r>
+        <w:rPr>
+          <w:rFonts w:ascii="Georgia Pro" w:eastAsia="Georgia Pro" w:hAnsi="Georgia Pro" w:cs="Georgia Pro"/>
+          <w:color w:val="000000" w:themeColor="text1"/>
+        </w:rPr>
+        <w:t>Standard_LRS</w:t>
+      </w:r>
+      <w:proofErr w:type="spellEnd"/>
+      <w:r>
+        <w:rPr>
+          <w:rFonts w:ascii="Georgia Pro" w:eastAsia="Georgia Pro" w:hAnsi="Georgia Pro" w:cs="Georgia Pro"/>
+          <w:color w:val="000000" w:themeColor="text1"/>
+        </w:rPr>
+        <w:t xml:space="preserve"> \</w:t>
+      </w:r>
+    </w:p>
+    <w:p>
+      <w:pPr>
+        <w:pBdr>
+          <w:top w:val="single" w:sz="4" w:space="1" w:color="auto"/>
+          <w:left w:val="single" w:sz="4" w:space="0" w:color="auto"/>
           <w:bottom w:val="single" w:sz="4" w:space="1" w:color="auto"/>
           <w:right w:val="single" w:sz="4" w:space="4" w:color="auto"/>
         </w:pBdr>
@@ -2481,14 +2971,30 @@
           <w:rFonts w:ascii="Georgia Pro" w:eastAsia="Georgia Pro" w:hAnsi="Georgia Pro" w:cs="Georgia Pro"/>
           <w:color w:val="000000" w:themeColor="text1"/>
         </w:rPr>
-        <w:t xml:space="preserve">  --vnet-name $VNET_NAME \</w:t>
-      </w:r>
-    </w:p>
-    <w:p>
-      <w:pPr>
-        <w:pBdr>
-          <w:top w:val="single" w:sz="4" w:space="1" w:color="auto"/>
-          <w:left w:val="single" w:sz="4" w:space="4" w:color="auto"/>
+        <w:t xml:space="preserve">  --</w:t>
+      </w:r>
+      <w:proofErr w:type="spellStart"/>
+      <w:r>
+        <w:rPr>
+          <w:rFonts w:ascii="Georgia Pro" w:eastAsia="Georgia Pro" w:hAnsi="Georgia Pro" w:cs="Georgia Pro"/>
+          <w:color w:val="000000" w:themeColor="text1"/>
+        </w:rPr>
+        <w:t>vnet</w:t>
+      </w:r>
+      <w:proofErr w:type="spellEnd"/>
+      <w:r>
+        <w:rPr>
+          <w:rFonts w:ascii="Georgia Pro" w:eastAsia="Georgia Pro" w:hAnsi="Georgia Pro" w:cs="Georgia Pro"/>
+          <w:color w:val="000000" w:themeColor="text1"/>
+        </w:rPr>
+        <w:t>-name $VNET_NAME \</w:t>
+      </w:r>
+    </w:p>
+    <w:p>
+      <w:pPr>
+        <w:pBdr>
+          <w:top w:val="single" w:sz="4" w:space="1" w:color="auto"/>
+          <w:left w:val="single" w:sz="4" w:space="0" w:color="auto"/>
           <w:bottom w:val="single" w:sz="4" w:space="1" w:color="auto"/>
           <w:right w:val="single" w:sz="4" w:space="4" w:color="auto"/>
         </w:pBdr>
@@ -2511,7 +3017,7 @@
       <w:pPr>
         <w:pBdr>
           <w:top w:val="single" w:sz="4" w:space="1" w:color="auto"/>
-          <w:left w:val="single" w:sz="4" w:space="4" w:color="auto"/>
+          <w:left w:val="single" w:sz="4" w:space="0" w:color="auto"/>
           <w:bottom w:val="single" w:sz="4" w:space="1" w:color="auto"/>
           <w:right w:val="single" w:sz="4" w:space="4" w:color="auto"/>
         </w:pBdr>
@@ -2534,7 +3040,7 @@
       <w:pPr>
         <w:pBdr>
           <w:top w:val="single" w:sz="4" w:space="1" w:color="auto"/>
-          <w:left w:val="single" w:sz="4" w:space="4" w:color="auto"/>
+          <w:left w:val="single" w:sz="4" w:space="0" w:color="auto"/>
           <w:bottom w:val="single" w:sz="4" w:space="1" w:color="auto"/>
           <w:right w:val="single" w:sz="4" w:space="4" w:color="auto"/>
         </w:pBdr>
@@ -2557,7 +3063,7 @@
       <w:pPr>
         <w:pBdr>
           <w:top w:val="single" w:sz="4" w:space="1" w:color="auto"/>
-          <w:left w:val="single" w:sz="4" w:space="4" w:color="auto"/>
+          <w:left w:val="single" w:sz="4" w:space="0" w:color="auto"/>
           <w:bottom w:val="single" w:sz="4" w:space="1" w:color="auto"/>
           <w:right w:val="single" w:sz="4" w:space="4" w:color="auto"/>
         </w:pBdr>
@@ -2615,7 +3121,6 @@
           <w:bCs/>
           <w:color w:val="000000" w:themeColor="text1"/>
         </w:rPr>
-        <w:lastRenderedPageBreak/>
         <w:t>12. Check the VM Scale Set</w:t>
       </w:r>
     </w:p>
@@ -2650,12 +3155,37 @@
           <w:color w:val="000000" w:themeColor="text1"/>
         </w:rPr>
       </w:pPr>
-      <w:r>
-        <w:rPr>
-          <w:rFonts w:ascii="Georgia Pro" w:eastAsia="Georgia Pro" w:hAnsi="Georgia Pro" w:cs="Georgia Pro"/>
-          <w:color w:val="000000" w:themeColor="text1"/>
-        </w:rPr>
-        <w:t>az vmss list \</w:t>
+      <w:proofErr w:type="spellStart"/>
+      <w:r>
+        <w:rPr>
+          <w:rFonts w:ascii="Georgia Pro" w:eastAsia="Georgia Pro" w:hAnsi="Georgia Pro" w:cs="Georgia Pro"/>
+          <w:color w:val="000000" w:themeColor="text1"/>
+        </w:rPr>
+        <w:t>az</w:t>
+      </w:r>
+      <w:proofErr w:type="spellEnd"/>
+      <w:r>
+        <w:rPr>
+          <w:rFonts w:ascii="Georgia Pro" w:eastAsia="Georgia Pro" w:hAnsi="Georgia Pro" w:cs="Georgia Pro"/>
+          <w:color w:val="000000" w:themeColor="text1"/>
+        </w:rPr>
+        <w:t xml:space="preserve"> </w:t>
+      </w:r>
+      <w:proofErr w:type="spellStart"/>
+      <w:r>
+        <w:rPr>
+          <w:rFonts w:ascii="Georgia Pro" w:eastAsia="Georgia Pro" w:hAnsi="Georgia Pro" w:cs="Georgia Pro"/>
+          <w:color w:val="000000" w:themeColor="text1"/>
+        </w:rPr>
+        <w:t>vmss</w:t>
+      </w:r>
+      <w:proofErr w:type="spellEnd"/>
+      <w:r>
+        <w:rPr>
+          <w:rFonts w:ascii="Georgia Pro" w:eastAsia="Georgia Pro" w:hAnsi="Georgia Pro" w:cs="Georgia Pro"/>
+          <w:color w:val="000000" w:themeColor="text1"/>
+        </w:rPr>
+        <w:t xml:space="preserve"> list \</w:t>
       </w:r>
     </w:p>
     <w:p>
@@ -2803,7 +3333,7 @@
           <w:color w:val="000000" w:themeColor="text1"/>
         </w:rPr>
         <w:pict w14:anchorId="4FF62117">
-          <v:rect id="_x0000_i1207" style="width:0;height:1.5pt" o:hralign="center" o:hrstd="t" o:hr="t" fillcolor="#a0a0a0" stroked="f"/>
+          <v:rect id="_x0000_i1035" style="width:0;height:1.5pt" o:hralign="center" o:hrstd="t" o:hr="t" fillcolor="#a0a0a0" stroked="f"/>
         </w:pict>
       </w:r>
     </w:p>
@@ -2817,272 +3347,334 @@
           <w:color w:val="000000" w:themeColor="text1"/>
         </w:rPr>
       </w:pPr>
-      <w:r>
+    </w:p>
+    <w:p>
+      <w:pPr>
+        <w:spacing w:after="0" w:line="480" w:lineRule="auto"/>
         <w:rPr>
           <w:rFonts w:ascii="Georgia Pro" w:eastAsia="Georgia Pro" w:hAnsi="Georgia Pro" w:cs="Georgia Pro"/>
           <w:b/>
           <w:bCs/>
           <w:color w:val="000000" w:themeColor="text1"/>
         </w:rPr>
-        <w:t>13. Check VMSS Details</w:t>
-      </w:r>
-    </w:p>
-    <w:p>
-      <w:pPr>
-        <w:spacing w:after="0" w:line="480" w:lineRule="auto"/>
-        <w:rPr>
-          <w:rFonts w:ascii="Georgia Pro" w:eastAsia="Georgia Pro" w:hAnsi="Georgia Pro" w:cs="Georgia Pro"/>
-          <w:color w:val="000000" w:themeColor="text1"/>
-        </w:rPr>
-      </w:pPr>
-      <w:r>
-        <w:rPr>
-          <w:rFonts w:ascii="Georgia Pro" w:eastAsia="Georgia Pro" w:hAnsi="Georgia Pro" w:cs="Georgia Pro"/>
-          <w:color w:val="000000" w:themeColor="text1"/>
-        </w:rPr>
-        <w:t>Run:</w:t>
-      </w:r>
-    </w:p>
-    <w:p>
-      <w:pPr>
-        <w:pBdr>
-          <w:top w:val="single" w:sz="4" w:space="1" w:color="auto"/>
-          <w:left w:val="single" w:sz="4" w:space="4" w:color="auto"/>
-          <w:bottom w:val="single" w:sz="4" w:space="1" w:color="auto"/>
-          <w:right w:val="single" w:sz="4" w:space="4" w:color="auto"/>
-        </w:pBdr>
-        <w:shd w:val="clear" w:color="auto" w:fill="F2F2F2" w:themeFill="background1" w:themeFillShade="F2"/>
-        <w:spacing w:after="0" w:line="480" w:lineRule="auto"/>
-        <w:rPr>
-          <w:rFonts w:ascii="Georgia Pro" w:eastAsia="Georgia Pro" w:hAnsi="Georgia Pro" w:cs="Georgia Pro"/>
-          <w:color w:val="000000" w:themeColor="text1"/>
-        </w:rPr>
-      </w:pPr>
-      <w:r>
-        <w:rPr>
-          <w:rFonts w:ascii="Georgia Pro" w:eastAsia="Georgia Pro" w:hAnsi="Georgia Pro" w:cs="Georgia Pro"/>
-          <w:color w:val="000000" w:themeColor="text1"/>
-        </w:rPr>
-        <w:t>az vmss show \</w:t>
-      </w:r>
-    </w:p>
-    <w:p>
-      <w:pPr>
-        <w:pBdr>
-          <w:top w:val="single" w:sz="4" w:space="1" w:color="auto"/>
-          <w:left w:val="single" w:sz="4" w:space="4" w:color="auto"/>
-          <w:bottom w:val="single" w:sz="4" w:space="1" w:color="auto"/>
-          <w:right w:val="single" w:sz="4" w:space="4" w:color="auto"/>
-        </w:pBdr>
-        <w:shd w:val="clear" w:color="auto" w:fill="F2F2F2" w:themeFill="background1" w:themeFillShade="F2"/>
-        <w:spacing w:after="0" w:line="480" w:lineRule="auto"/>
-        <w:rPr>
-          <w:rFonts w:ascii="Georgia Pro" w:eastAsia="Georgia Pro" w:hAnsi="Georgia Pro" w:cs="Georgia Pro"/>
-          <w:color w:val="000000" w:themeColor="text1"/>
-        </w:rPr>
-      </w:pPr>
-      <w:r>
-        <w:rPr>
-          <w:rFonts w:ascii="Georgia Pro" w:eastAsia="Georgia Pro" w:hAnsi="Georgia Pro" w:cs="Georgia Pro"/>
-          <w:color w:val="000000" w:themeColor="text1"/>
-        </w:rPr>
-        <w:t xml:space="preserve">  --resource-group $RESOURCE_GROUP \</w:t>
-      </w:r>
-    </w:p>
-    <w:p>
-      <w:pPr>
-        <w:pBdr>
-          <w:top w:val="single" w:sz="4" w:space="1" w:color="auto"/>
-          <w:left w:val="single" w:sz="4" w:space="4" w:color="auto"/>
-          <w:bottom w:val="single" w:sz="4" w:space="1" w:color="auto"/>
-          <w:right w:val="single" w:sz="4" w:space="4" w:color="auto"/>
-        </w:pBdr>
-        <w:shd w:val="clear" w:color="auto" w:fill="F2F2F2" w:themeFill="background1" w:themeFillShade="F2"/>
-        <w:spacing w:after="0" w:line="480" w:lineRule="auto"/>
-        <w:rPr>
-          <w:rFonts w:ascii="Georgia Pro" w:eastAsia="Georgia Pro" w:hAnsi="Georgia Pro" w:cs="Georgia Pro"/>
-          <w:color w:val="000000" w:themeColor="text1"/>
-        </w:rPr>
-      </w:pPr>
-      <w:r>
-        <w:rPr>
-          <w:rFonts w:ascii="Georgia Pro" w:eastAsia="Georgia Pro" w:hAnsi="Georgia Pro" w:cs="Georgia Pro"/>
-          <w:color w:val="000000" w:themeColor="text1"/>
-        </w:rPr>
-        <w:t xml:space="preserve">  --name $VMSS_NAME \</w:t>
-      </w:r>
-    </w:p>
-    <w:p>
-      <w:pPr>
-        <w:pBdr>
-          <w:top w:val="single" w:sz="4" w:space="1" w:color="auto"/>
-          <w:left w:val="single" w:sz="4" w:space="4" w:color="auto"/>
-          <w:bottom w:val="single" w:sz="4" w:space="1" w:color="auto"/>
-          <w:right w:val="single" w:sz="4" w:space="4" w:color="auto"/>
-        </w:pBdr>
-        <w:shd w:val="clear" w:color="auto" w:fill="F2F2F2" w:themeFill="background1" w:themeFillShade="F2"/>
-        <w:spacing w:after="0" w:line="480" w:lineRule="auto"/>
-        <w:rPr>
-          <w:rFonts w:ascii="Georgia Pro" w:eastAsia="Georgia Pro" w:hAnsi="Georgia Pro" w:cs="Georgia Pro"/>
-          <w:color w:val="000000" w:themeColor="text1"/>
-        </w:rPr>
-      </w:pPr>
-      <w:r>
-        <w:rPr>
-          <w:rFonts w:ascii="Georgia Pro" w:eastAsia="Georgia Pro" w:hAnsi="Georgia Pro" w:cs="Georgia Pro"/>
-          <w:color w:val="000000" w:themeColor="text1"/>
-        </w:rPr>
-        <w:t xml:space="preserve">  --output table</w:t>
-      </w:r>
-    </w:p>
-    <w:p>
-      <w:pPr>
-        <w:spacing w:after="0" w:line="480" w:lineRule="auto"/>
-        <w:rPr>
-          <w:rFonts w:ascii="Georgia Pro" w:eastAsia="Georgia Pro" w:hAnsi="Georgia Pro" w:cs="Georgia Pro"/>
-          <w:color w:val="000000" w:themeColor="text1"/>
-        </w:rPr>
-      </w:pPr>
-    </w:p>
-    <w:p>
-      <w:pPr>
-        <w:spacing w:after="0" w:line="480" w:lineRule="auto"/>
-        <w:rPr>
-          <w:rFonts w:ascii="Georgia Pro" w:eastAsia="Georgia Pro" w:hAnsi="Georgia Pro" w:cs="Georgia Pro"/>
-          <w:color w:val="000000" w:themeColor="text1"/>
-        </w:rPr>
-      </w:pPr>
-      <w:r>
-        <w:rPr>
-          <w:rFonts w:ascii="Georgia Pro" w:eastAsia="Georgia Pro" w:hAnsi="Georgia Pro" w:cs="Georgia Pro"/>
-          <w:color w:val="000000" w:themeColor="text1"/>
-        </w:rPr>
-        <w:t>You can also display detailed information:</w:t>
-      </w:r>
-    </w:p>
-    <w:p>
-      <w:pPr>
-        <w:pBdr>
-          <w:top w:val="single" w:sz="4" w:space="1" w:color="auto"/>
-          <w:left w:val="single" w:sz="4" w:space="4" w:color="auto"/>
-          <w:bottom w:val="single" w:sz="4" w:space="1" w:color="auto"/>
-          <w:right w:val="single" w:sz="4" w:space="4" w:color="auto"/>
-        </w:pBdr>
-        <w:shd w:val="clear" w:color="auto" w:fill="F2F2F2" w:themeFill="background1" w:themeFillShade="F2"/>
-        <w:spacing w:after="0" w:line="480" w:lineRule="auto"/>
-        <w:rPr>
-          <w:rFonts w:ascii="Georgia Pro" w:eastAsia="Georgia Pro" w:hAnsi="Georgia Pro" w:cs="Georgia Pro"/>
-          <w:color w:val="000000" w:themeColor="text1"/>
-        </w:rPr>
-      </w:pPr>
-      <w:r>
-        <w:rPr>
-          <w:rFonts w:ascii="Georgia Pro" w:eastAsia="Georgia Pro" w:hAnsi="Georgia Pro" w:cs="Georgia Pro"/>
-          <w:color w:val="000000" w:themeColor="text1"/>
-        </w:rPr>
-        <w:t>az vmss show \</w:t>
-      </w:r>
-    </w:p>
-    <w:p>
-      <w:pPr>
-        <w:pBdr>
-          <w:top w:val="single" w:sz="4" w:space="1" w:color="auto"/>
-          <w:left w:val="single" w:sz="4" w:space="4" w:color="auto"/>
-          <w:bottom w:val="single" w:sz="4" w:space="1" w:color="auto"/>
-          <w:right w:val="single" w:sz="4" w:space="4" w:color="auto"/>
-        </w:pBdr>
-        <w:shd w:val="clear" w:color="auto" w:fill="F2F2F2" w:themeFill="background1" w:themeFillShade="F2"/>
-        <w:spacing w:after="0" w:line="480" w:lineRule="auto"/>
-        <w:rPr>
-          <w:rFonts w:ascii="Georgia Pro" w:eastAsia="Georgia Pro" w:hAnsi="Georgia Pro" w:cs="Georgia Pro"/>
-          <w:color w:val="000000" w:themeColor="text1"/>
-        </w:rPr>
-      </w:pPr>
-      <w:r>
-        <w:rPr>
-          <w:rFonts w:ascii="Georgia Pro" w:eastAsia="Georgia Pro" w:hAnsi="Georgia Pro" w:cs="Georgia Pro"/>
-          <w:color w:val="000000" w:themeColor="text1"/>
-        </w:rPr>
-        <w:t xml:space="preserve">  --resource-group $RESOURCE_GROUP \</w:t>
-      </w:r>
-    </w:p>
-    <w:p>
-      <w:pPr>
-        <w:pBdr>
-          <w:top w:val="single" w:sz="4" w:space="1" w:color="auto"/>
-          <w:left w:val="single" w:sz="4" w:space="4" w:color="auto"/>
-          <w:bottom w:val="single" w:sz="4" w:space="1" w:color="auto"/>
-          <w:right w:val="single" w:sz="4" w:space="4" w:color="auto"/>
-        </w:pBdr>
-        <w:shd w:val="clear" w:color="auto" w:fill="F2F2F2" w:themeFill="background1" w:themeFillShade="F2"/>
-        <w:spacing w:after="0" w:line="480" w:lineRule="auto"/>
-        <w:rPr>
-          <w:rFonts w:ascii="Georgia Pro" w:eastAsia="Georgia Pro" w:hAnsi="Georgia Pro" w:cs="Georgia Pro"/>
-          <w:color w:val="000000" w:themeColor="text1"/>
-        </w:rPr>
-      </w:pPr>
-      <w:r>
-        <w:rPr>
-          <w:rFonts w:ascii="Georgia Pro" w:eastAsia="Georgia Pro" w:hAnsi="Georgia Pro" w:cs="Georgia Pro"/>
-          <w:color w:val="000000" w:themeColor="text1"/>
-        </w:rPr>
-        <w:t xml:space="preserve">  --name $VMSS_NAME</w:t>
-      </w:r>
-    </w:p>
-    <w:p>
-      <w:pPr>
-        <w:spacing w:after="0" w:line="480" w:lineRule="auto"/>
-        <w:rPr>
-          <w:rFonts w:ascii="Georgia Pro" w:eastAsia="Georgia Pro" w:hAnsi="Georgia Pro" w:cs="Georgia Pro"/>
-          <w:color w:val="000000" w:themeColor="text1"/>
-        </w:rPr>
-      </w:pPr>
-      <w:r>
-        <w:rPr>
-          <w:rFonts w:ascii="Georgia Pro" w:eastAsia="Georgia Pro" w:hAnsi="Georgia Pro" w:cs="Georgia Pro"/>
-          <w:color w:val="000000" w:themeColor="text1"/>
-        </w:rPr>
-        <w:pict w14:anchorId="30604167">
-          <v:rect id="_x0000_i1208" style="width:0;height:1.5pt" o:hralign="center" o:hrstd="t" o:hr="t" fillcolor="#a0a0a0" stroked="f"/>
-        </w:pict>
-      </w:r>
-    </w:p>
-    <w:p>
-      <w:pPr>
+      </w:pPr>
+      <w:r>
         <w:rPr>
           <w:rFonts w:ascii="Georgia Pro" w:eastAsia="Georgia Pro" w:hAnsi="Georgia Pro" w:cs="Georgia Pro"/>
           <w:b/>
           <w:bCs/>
           <w:color w:val="000000" w:themeColor="text1"/>
         </w:rPr>
-      </w:pPr>
-      <w:r>
+        <w:lastRenderedPageBreak/>
+        <w:t>13. Check VMSS Details</w:t>
+      </w:r>
+    </w:p>
+    <w:p>
+      <w:pPr>
+        <w:spacing w:after="0" w:line="480" w:lineRule="auto"/>
+        <w:rPr>
+          <w:rFonts w:ascii="Georgia Pro" w:eastAsia="Georgia Pro" w:hAnsi="Georgia Pro" w:cs="Georgia Pro"/>
+          <w:color w:val="000000" w:themeColor="text1"/>
+        </w:rPr>
+      </w:pPr>
+      <w:r>
+        <w:rPr>
+          <w:rFonts w:ascii="Georgia Pro" w:eastAsia="Georgia Pro" w:hAnsi="Georgia Pro" w:cs="Georgia Pro"/>
+          <w:color w:val="000000" w:themeColor="text1"/>
+        </w:rPr>
+        <w:t>Run:</w:t>
+      </w:r>
+    </w:p>
+    <w:p>
+      <w:pPr>
+        <w:pBdr>
+          <w:top w:val="single" w:sz="4" w:space="1" w:color="auto"/>
+          <w:left w:val="single" w:sz="4" w:space="4" w:color="auto"/>
+          <w:bottom w:val="single" w:sz="4" w:space="1" w:color="auto"/>
+          <w:right w:val="single" w:sz="4" w:space="4" w:color="auto"/>
+        </w:pBdr>
+        <w:shd w:val="clear" w:color="auto" w:fill="F2F2F2" w:themeFill="background1" w:themeFillShade="F2"/>
+        <w:spacing w:after="0" w:line="480" w:lineRule="auto"/>
+        <w:rPr>
+          <w:rFonts w:ascii="Georgia Pro" w:eastAsia="Georgia Pro" w:hAnsi="Georgia Pro" w:cs="Georgia Pro"/>
+          <w:color w:val="000000" w:themeColor="text1"/>
+        </w:rPr>
+      </w:pPr>
+      <w:proofErr w:type="spellStart"/>
+      <w:r>
+        <w:rPr>
+          <w:rFonts w:ascii="Georgia Pro" w:eastAsia="Georgia Pro" w:hAnsi="Georgia Pro" w:cs="Georgia Pro"/>
+          <w:color w:val="000000" w:themeColor="text1"/>
+        </w:rPr>
+        <w:t>az</w:t>
+      </w:r>
+      <w:proofErr w:type="spellEnd"/>
+      <w:r>
+        <w:rPr>
+          <w:rFonts w:ascii="Georgia Pro" w:eastAsia="Georgia Pro" w:hAnsi="Georgia Pro" w:cs="Georgia Pro"/>
+          <w:color w:val="000000" w:themeColor="text1"/>
+        </w:rPr>
+        <w:t xml:space="preserve"> </w:t>
+      </w:r>
+      <w:proofErr w:type="spellStart"/>
+      <w:r>
+        <w:rPr>
+          <w:rFonts w:ascii="Georgia Pro" w:eastAsia="Georgia Pro" w:hAnsi="Georgia Pro" w:cs="Georgia Pro"/>
+          <w:color w:val="000000" w:themeColor="text1"/>
+        </w:rPr>
+        <w:t>vmss</w:t>
+      </w:r>
+      <w:proofErr w:type="spellEnd"/>
+      <w:r>
+        <w:rPr>
+          <w:rFonts w:ascii="Georgia Pro" w:eastAsia="Georgia Pro" w:hAnsi="Georgia Pro" w:cs="Georgia Pro"/>
+          <w:color w:val="000000" w:themeColor="text1"/>
+        </w:rPr>
+        <w:t xml:space="preserve"> show \</w:t>
+      </w:r>
+    </w:p>
+    <w:p>
+      <w:pPr>
+        <w:pBdr>
+          <w:top w:val="single" w:sz="4" w:space="1" w:color="auto"/>
+          <w:left w:val="single" w:sz="4" w:space="4" w:color="auto"/>
+          <w:bottom w:val="single" w:sz="4" w:space="1" w:color="auto"/>
+          <w:right w:val="single" w:sz="4" w:space="4" w:color="auto"/>
+        </w:pBdr>
+        <w:shd w:val="clear" w:color="auto" w:fill="F2F2F2" w:themeFill="background1" w:themeFillShade="F2"/>
+        <w:spacing w:after="0" w:line="480" w:lineRule="auto"/>
+        <w:rPr>
+          <w:rFonts w:ascii="Georgia Pro" w:eastAsia="Georgia Pro" w:hAnsi="Georgia Pro" w:cs="Georgia Pro"/>
+          <w:color w:val="000000" w:themeColor="text1"/>
+        </w:rPr>
+      </w:pPr>
+      <w:r>
+        <w:rPr>
+          <w:rFonts w:ascii="Georgia Pro" w:eastAsia="Georgia Pro" w:hAnsi="Georgia Pro" w:cs="Georgia Pro"/>
+          <w:color w:val="000000" w:themeColor="text1"/>
+        </w:rPr>
+        <w:t xml:space="preserve">  --resource-group $RESOURCE_GROUP \</w:t>
+      </w:r>
+    </w:p>
+    <w:p>
+      <w:pPr>
+        <w:pBdr>
+          <w:top w:val="single" w:sz="4" w:space="1" w:color="auto"/>
+          <w:left w:val="single" w:sz="4" w:space="4" w:color="auto"/>
+          <w:bottom w:val="single" w:sz="4" w:space="1" w:color="auto"/>
+          <w:right w:val="single" w:sz="4" w:space="4" w:color="auto"/>
+        </w:pBdr>
+        <w:shd w:val="clear" w:color="auto" w:fill="F2F2F2" w:themeFill="background1" w:themeFillShade="F2"/>
+        <w:spacing w:after="0" w:line="480" w:lineRule="auto"/>
+        <w:rPr>
+          <w:rFonts w:ascii="Georgia Pro" w:eastAsia="Georgia Pro" w:hAnsi="Georgia Pro" w:cs="Georgia Pro"/>
+          <w:color w:val="000000" w:themeColor="text1"/>
+        </w:rPr>
+      </w:pPr>
+      <w:r>
+        <w:rPr>
+          <w:rFonts w:ascii="Georgia Pro" w:eastAsia="Georgia Pro" w:hAnsi="Georgia Pro" w:cs="Georgia Pro"/>
+          <w:color w:val="000000" w:themeColor="text1"/>
+        </w:rPr>
+        <w:t xml:space="preserve">  --name $VMSS_NAME \</w:t>
+      </w:r>
+    </w:p>
+    <w:p>
+      <w:pPr>
+        <w:pBdr>
+          <w:top w:val="single" w:sz="4" w:space="1" w:color="auto"/>
+          <w:left w:val="single" w:sz="4" w:space="4" w:color="auto"/>
+          <w:bottom w:val="single" w:sz="4" w:space="1" w:color="auto"/>
+          <w:right w:val="single" w:sz="4" w:space="4" w:color="auto"/>
+        </w:pBdr>
+        <w:shd w:val="clear" w:color="auto" w:fill="F2F2F2" w:themeFill="background1" w:themeFillShade="F2"/>
+        <w:spacing w:after="0" w:line="480" w:lineRule="auto"/>
+        <w:rPr>
+          <w:rFonts w:ascii="Georgia Pro" w:eastAsia="Georgia Pro" w:hAnsi="Georgia Pro" w:cs="Georgia Pro"/>
+          <w:color w:val="000000" w:themeColor="text1"/>
+        </w:rPr>
+      </w:pPr>
+      <w:r>
+        <w:rPr>
+          <w:rFonts w:ascii="Georgia Pro" w:eastAsia="Georgia Pro" w:hAnsi="Georgia Pro" w:cs="Georgia Pro"/>
+          <w:color w:val="000000" w:themeColor="text1"/>
+        </w:rPr>
+        <w:t xml:space="preserve">  --output table</w:t>
+      </w:r>
+    </w:p>
+    <w:p>
+      <w:pPr>
+        <w:spacing w:after="0" w:line="480" w:lineRule="auto"/>
+        <w:rPr>
+          <w:rFonts w:ascii="Georgia Pro" w:eastAsia="Georgia Pro" w:hAnsi="Georgia Pro" w:cs="Georgia Pro"/>
+          <w:color w:val="000000" w:themeColor="text1"/>
+        </w:rPr>
+      </w:pPr>
+    </w:p>
+    <w:p>
+      <w:pPr>
+        <w:spacing w:after="0" w:line="480" w:lineRule="auto"/>
+        <w:rPr>
+          <w:rFonts w:ascii="Georgia Pro" w:eastAsia="Georgia Pro" w:hAnsi="Georgia Pro" w:cs="Georgia Pro"/>
+          <w:color w:val="000000" w:themeColor="text1"/>
+        </w:rPr>
+      </w:pPr>
+      <w:r>
+        <w:rPr>
+          <w:rFonts w:ascii="Georgia Pro" w:eastAsia="Georgia Pro" w:hAnsi="Georgia Pro" w:cs="Georgia Pro"/>
+          <w:color w:val="000000" w:themeColor="text1"/>
+        </w:rPr>
+        <w:t>You can also display detailed information:</w:t>
+      </w:r>
+    </w:p>
+    <w:p>
+      <w:pPr>
+        <w:pBdr>
+          <w:top w:val="single" w:sz="4" w:space="1" w:color="auto"/>
+          <w:left w:val="single" w:sz="4" w:space="4" w:color="auto"/>
+          <w:bottom w:val="single" w:sz="4" w:space="1" w:color="auto"/>
+          <w:right w:val="single" w:sz="4" w:space="4" w:color="auto"/>
+        </w:pBdr>
+        <w:shd w:val="clear" w:color="auto" w:fill="F2F2F2" w:themeFill="background1" w:themeFillShade="F2"/>
+        <w:spacing w:after="0" w:line="480" w:lineRule="auto"/>
+        <w:rPr>
+          <w:rFonts w:ascii="Georgia Pro" w:eastAsia="Georgia Pro" w:hAnsi="Georgia Pro" w:cs="Georgia Pro"/>
+          <w:color w:val="000000" w:themeColor="text1"/>
+        </w:rPr>
+      </w:pPr>
+      <w:proofErr w:type="spellStart"/>
+      <w:r>
+        <w:rPr>
+          <w:rFonts w:ascii="Georgia Pro" w:eastAsia="Georgia Pro" w:hAnsi="Georgia Pro" w:cs="Georgia Pro"/>
+          <w:color w:val="000000" w:themeColor="text1"/>
+        </w:rPr>
+        <w:t>az</w:t>
+      </w:r>
+      <w:proofErr w:type="spellEnd"/>
+      <w:r>
+        <w:rPr>
+          <w:rFonts w:ascii="Georgia Pro" w:eastAsia="Georgia Pro" w:hAnsi="Georgia Pro" w:cs="Georgia Pro"/>
+          <w:color w:val="000000" w:themeColor="text1"/>
+        </w:rPr>
+        <w:t xml:space="preserve"> </w:t>
+      </w:r>
+      <w:proofErr w:type="spellStart"/>
+      <w:r>
+        <w:rPr>
+          <w:rFonts w:ascii="Georgia Pro" w:eastAsia="Georgia Pro" w:hAnsi="Georgia Pro" w:cs="Georgia Pro"/>
+          <w:color w:val="000000" w:themeColor="text1"/>
+        </w:rPr>
+        <w:t>vmss</w:t>
+      </w:r>
+      <w:proofErr w:type="spellEnd"/>
+      <w:r>
+        <w:rPr>
+          <w:rFonts w:ascii="Georgia Pro" w:eastAsia="Georgia Pro" w:hAnsi="Georgia Pro" w:cs="Georgia Pro"/>
+          <w:color w:val="000000" w:themeColor="text1"/>
+        </w:rPr>
+        <w:t xml:space="preserve"> show \</w:t>
+      </w:r>
+    </w:p>
+    <w:p>
+      <w:pPr>
+        <w:pBdr>
+          <w:top w:val="single" w:sz="4" w:space="1" w:color="auto"/>
+          <w:left w:val="single" w:sz="4" w:space="4" w:color="auto"/>
+          <w:bottom w:val="single" w:sz="4" w:space="1" w:color="auto"/>
+          <w:right w:val="single" w:sz="4" w:space="4" w:color="auto"/>
+        </w:pBdr>
+        <w:shd w:val="clear" w:color="auto" w:fill="F2F2F2" w:themeFill="background1" w:themeFillShade="F2"/>
+        <w:spacing w:after="0" w:line="480" w:lineRule="auto"/>
+        <w:rPr>
+          <w:rFonts w:ascii="Georgia Pro" w:eastAsia="Georgia Pro" w:hAnsi="Georgia Pro" w:cs="Georgia Pro"/>
+          <w:color w:val="000000" w:themeColor="text1"/>
+        </w:rPr>
+      </w:pPr>
+      <w:r>
+        <w:rPr>
+          <w:rFonts w:ascii="Georgia Pro" w:eastAsia="Georgia Pro" w:hAnsi="Georgia Pro" w:cs="Georgia Pro"/>
+          <w:color w:val="000000" w:themeColor="text1"/>
+        </w:rPr>
+        <w:t xml:space="preserve">  --resource-group $RESOURCE_GROUP \</w:t>
+      </w:r>
+    </w:p>
+    <w:p>
+      <w:pPr>
+        <w:pBdr>
+          <w:top w:val="single" w:sz="4" w:space="1" w:color="auto"/>
+          <w:left w:val="single" w:sz="4" w:space="4" w:color="auto"/>
+          <w:bottom w:val="single" w:sz="4" w:space="1" w:color="auto"/>
+          <w:right w:val="single" w:sz="4" w:space="4" w:color="auto"/>
+        </w:pBdr>
+        <w:shd w:val="clear" w:color="auto" w:fill="F2F2F2" w:themeFill="background1" w:themeFillShade="F2"/>
+        <w:spacing w:after="0" w:line="480" w:lineRule="auto"/>
+        <w:rPr>
+          <w:rFonts w:ascii="Georgia Pro" w:eastAsia="Georgia Pro" w:hAnsi="Georgia Pro" w:cs="Georgia Pro"/>
+          <w:color w:val="000000" w:themeColor="text1"/>
+        </w:rPr>
+      </w:pPr>
+      <w:r>
+        <w:rPr>
+          <w:rFonts w:ascii="Georgia Pro" w:eastAsia="Georgia Pro" w:hAnsi="Georgia Pro" w:cs="Georgia Pro"/>
+          <w:color w:val="000000" w:themeColor="text1"/>
+        </w:rPr>
+        <w:t xml:space="preserve">  --name $VMSS_NAME</w:t>
+      </w:r>
+    </w:p>
+    <w:p>
+      <w:pPr>
+        <w:spacing w:after="0" w:line="480" w:lineRule="auto"/>
+        <w:rPr>
+          <w:rFonts w:ascii="Georgia Pro" w:eastAsia="Georgia Pro" w:hAnsi="Georgia Pro" w:cs="Georgia Pro"/>
+          <w:color w:val="000000" w:themeColor="text1"/>
+        </w:rPr>
+      </w:pPr>
+      <w:r>
+        <w:rPr>
+          <w:rFonts w:ascii="Georgia Pro" w:eastAsia="Georgia Pro" w:hAnsi="Georgia Pro" w:cs="Georgia Pro"/>
+          <w:color w:val="000000" w:themeColor="text1"/>
+        </w:rPr>
+        <w:pict w14:anchorId="30604167">
+          <v:rect id="_x0000_i1036" style="width:0;height:1.5pt" o:hralign="center" o:hrstd="t" o:hr="t" fillcolor="#a0a0a0" stroked="f"/>
+        </w:pict>
+      </w:r>
+    </w:p>
+    <w:p>
+      <w:pPr>
         <w:rPr>
           <w:rFonts w:ascii="Georgia Pro" w:eastAsia="Georgia Pro" w:hAnsi="Georgia Pro" w:cs="Georgia Pro"/>
           <w:b/>
           <w:bCs/>
           <w:color w:val="000000" w:themeColor="text1"/>
         </w:rPr>
-        <w:br w:type="page"/>
-      </w:r>
-    </w:p>
-    <w:p>
-      <w:pPr>
-        <w:spacing w:after="0" w:line="480" w:lineRule="auto"/>
+      </w:pPr>
+      <w:r>
         <w:rPr>
           <w:rFonts w:ascii="Georgia Pro" w:eastAsia="Georgia Pro" w:hAnsi="Georgia Pro" w:cs="Georgia Pro"/>
           <w:b/>
           <w:bCs/>
           <w:color w:val="000000" w:themeColor="text1"/>
         </w:rPr>
-      </w:pPr>
-      <w:r>
+        <w:br w:type="page"/>
+      </w:r>
+    </w:p>
+    <w:p>
+      <w:pPr>
+        <w:spacing w:after="0" w:line="480" w:lineRule="auto"/>
         <w:rPr>
           <w:rFonts w:ascii="Georgia Pro" w:eastAsia="Georgia Pro" w:hAnsi="Georgia Pro" w:cs="Georgia Pro"/>
           <w:b/>
           <w:bCs/>
           <w:color w:val="000000" w:themeColor="text1"/>
         </w:rPr>
+      </w:pPr>
+      <w:r>
+        <w:rPr>
+          <w:rFonts w:ascii="Georgia Pro" w:eastAsia="Georgia Pro" w:hAnsi="Georgia Pro" w:cs="Georgia Pro"/>
+          <w:b/>
+          <w:bCs/>
+          <w:color w:val="000000" w:themeColor="text1"/>
+        </w:rPr>
         <w:lastRenderedPageBreak/>
         <w:t>14. List VMSS Instances</w:t>
       </w:r>
@@ -3118,12 +3710,37 @@
           <w:color w:val="000000" w:themeColor="text1"/>
         </w:rPr>
       </w:pPr>
-      <w:r>
-        <w:rPr>
-          <w:rFonts w:ascii="Georgia Pro" w:eastAsia="Georgia Pro" w:hAnsi="Georgia Pro" w:cs="Georgia Pro"/>
-          <w:color w:val="000000" w:themeColor="text1"/>
-        </w:rPr>
-        <w:t>az vmss list-instances \</w:t>
+      <w:proofErr w:type="spellStart"/>
+      <w:r>
+        <w:rPr>
+          <w:rFonts w:ascii="Georgia Pro" w:eastAsia="Georgia Pro" w:hAnsi="Georgia Pro" w:cs="Georgia Pro"/>
+          <w:color w:val="000000" w:themeColor="text1"/>
+        </w:rPr>
+        <w:t>az</w:t>
+      </w:r>
+      <w:proofErr w:type="spellEnd"/>
+      <w:r>
+        <w:rPr>
+          <w:rFonts w:ascii="Georgia Pro" w:eastAsia="Georgia Pro" w:hAnsi="Georgia Pro" w:cs="Georgia Pro"/>
+          <w:color w:val="000000" w:themeColor="text1"/>
+        </w:rPr>
+        <w:t xml:space="preserve"> </w:t>
+      </w:r>
+      <w:proofErr w:type="spellStart"/>
+      <w:r>
+        <w:rPr>
+          <w:rFonts w:ascii="Georgia Pro" w:eastAsia="Georgia Pro" w:hAnsi="Georgia Pro" w:cs="Georgia Pro"/>
+          <w:color w:val="000000" w:themeColor="text1"/>
+        </w:rPr>
+        <w:t>vmss</w:t>
+      </w:r>
+      <w:proofErr w:type="spellEnd"/>
+      <w:r>
+        <w:rPr>
+          <w:rFonts w:ascii="Georgia Pro" w:eastAsia="Georgia Pro" w:hAnsi="Georgia Pro" w:cs="Georgia Pro"/>
+          <w:color w:val="000000" w:themeColor="text1"/>
+        </w:rPr>
+        <w:t xml:space="preserve"> list-instances \</w:t>
       </w:r>
     </w:p>
     <w:p>
@@ -3226,6 +3843,7 @@
           <w:color w:val="000000" w:themeColor="text1"/>
         </w:rPr>
       </w:pPr>
+      <w:proofErr w:type="spellStart"/>
       <w:r>
         <w:rPr>
           <w:rFonts w:ascii="Georgia Pro" w:eastAsia="Georgia Pro" w:hAnsi="Georgia Pro" w:cs="Georgia Pro"/>
@@ -3233,6 +3851,7 @@
         </w:rPr>
         <w:t>InstanceId</w:t>
       </w:r>
+      <w:proofErr w:type="spellEnd"/>
     </w:p>
     <w:p>
       <w:pPr>
@@ -3457,7 +4076,7 @@
           <w:color w:val="000000" w:themeColor="text1"/>
         </w:rPr>
         <w:pict w14:anchorId="77B9E248">
-          <v:rect id="_x0000_i1209" style="width:0;height:1.5pt" o:hralign="center" o:hrstd="t" o:hr="t" fillcolor="#a0a0a0" stroked="f"/>
+          <v:rect id="_x0000_i1037" style="width:0;height:1.5pt" o:hralign="center" o:hrstd="t" o:hr="t" fillcolor="#a0a0a0" stroked="f"/>
         </w:pict>
       </w:r>
     </w:p>
@@ -3506,30 +4125,55 @@
           <w:right w:val="single" w:sz="4" w:space="4" w:color="auto"/>
         </w:pBdr>
         <w:shd w:val="clear" w:color="auto" w:fill="F2F2F2" w:themeFill="background1" w:themeFillShade="F2"/>
-        <w:spacing w:line="360" w:lineRule="auto"/>
-        <w:rPr>
-          <w:rFonts w:ascii="Georgia Pro" w:eastAsia="Georgia Pro" w:hAnsi="Georgia Pro" w:cs="Georgia Pro"/>
-          <w:color w:val="000000" w:themeColor="text1"/>
-        </w:rPr>
-      </w:pPr>
-      <w:r>
-        <w:rPr>
-          <w:rFonts w:ascii="Georgia Pro" w:eastAsia="Georgia Pro" w:hAnsi="Georgia Pro" w:cs="Georgia Pro"/>
-          <w:color w:val="000000" w:themeColor="text1"/>
-        </w:rPr>
-        <w:t>az vmss list-instances \</w:t>
-      </w:r>
-    </w:p>
-    <w:p>
-      <w:pPr>
-        <w:pBdr>
-          <w:top w:val="single" w:sz="4" w:space="1" w:color="auto"/>
-          <w:left w:val="single" w:sz="4" w:space="4" w:color="auto"/>
-          <w:bottom w:val="single" w:sz="4" w:space="1" w:color="auto"/>
-          <w:right w:val="single" w:sz="4" w:space="4" w:color="auto"/>
-        </w:pBdr>
-        <w:shd w:val="clear" w:color="auto" w:fill="F2F2F2" w:themeFill="background1" w:themeFillShade="F2"/>
-        <w:spacing w:line="360" w:lineRule="auto"/>
+        <w:spacing w:after="0" w:line="480" w:lineRule="auto"/>
+        <w:rPr>
+          <w:rFonts w:ascii="Georgia Pro" w:eastAsia="Georgia Pro" w:hAnsi="Georgia Pro" w:cs="Georgia Pro"/>
+          <w:color w:val="000000" w:themeColor="text1"/>
+        </w:rPr>
+      </w:pPr>
+      <w:proofErr w:type="spellStart"/>
+      <w:r>
+        <w:rPr>
+          <w:rFonts w:ascii="Georgia Pro" w:eastAsia="Georgia Pro" w:hAnsi="Georgia Pro" w:cs="Georgia Pro"/>
+          <w:color w:val="000000" w:themeColor="text1"/>
+        </w:rPr>
+        <w:t>az</w:t>
+      </w:r>
+      <w:proofErr w:type="spellEnd"/>
+      <w:r>
+        <w:rPr>
+          <w:rFonts w:ascii="Georgia Pro" w:eastAsia="Georgia Pro" w:hAnsi="Georgia Pro" w:cs="Georgia Pro"/>
+          <w:color w:val="000000" w:themeColor="text1"/>
+        </w:rPr>
+        <w:t xml:space="preserve"> </w:t>
+      </w:r>
+      <w:proofErr w:type="spellStart"/>
+      <w:r>
+        <w:rPr>
+          <w:rFonts w:ascii="Georgia Pro" w:eastAsia="Georgia Pro" w:hAnsi="Georgia Pro" w:cs="Georgia Pro"/>
+          <w:color w:val="000000" w:themeColor="text1"/>
+        </w:rPr>
+        <w:t>vmss</w:t>
+      </w:r>
+      <w:proofErr w:type="spellEnd"/>
+      <w:r>
+        <w:rPr>
+          <w:rFonts w:ascii="Georgia Pro" w:eastAsia="Georgia Pro" w:hAnsi="Georgia Pro" w:cs="Georgia Pro"/>
+          <w:color w:val="000000" w:themeColor="text1"/>
+        </w:rPr>
+        <w:t xml:space="preserve"> list-instances \</w:t>
+      </w:r>
+    </w:p>
+    <w:p>
+      <w:pPr>
+        <w:pBdr>
+          <w:top w:val="single" w:sz="4" w:space="1" w:color="auto"/>
+          <w:left w:val="single" w:sz="4" w:space="4" w:color="auto"/>
+          <w:bottom w:val="single" w:sz="4" w:space="1" w:color="auto"/>
+          <w:right w:val="single" w:sz="4" w:space="4" w:color="auto"/>
+        </w:pBdr>
+        <w:shd w:val="clear" w:color="auto" w:fill="F2F2F2" w:themeFill="background1" w:themeFillShade="F2"/>
+        <w:spacing w:after="0" w:line="480" w:lineRule="auto"/>
         <w:rPr>
           <w:rFonts w:ascii="Georgia Pro" w:eastAsia="Georgia Pro" w:hAnsi="Georgia Pro" w:cs="Georgia Pro"/>
           <w:color w:val="000000" w:themeColor="text1"/>
@@ -3552,7 +4196,7 @@
           <w:right w:val="single" w:sz="4" w:space="4" w:color="auto"/>
         </w:pBdr>
         <w:shd w:val="clear" w:color="auto" w:fill="F2F2F2" w:themeFill="background1" w:themeFillShade="F2"/>
-        <w:spacing w:line="360" w:lineRule="auto"/>
+        <w:spacing w:after="0" w:line="480" w:lineRule="auto"/>
         <w:rPr>
           <w:rFonts w:ascii="Georgia Pro" w:eastAsia="Georgia Pro" w:hAnsi="Georgia Pro" w:cs="Georgia Pro"/>
           <w:color w:val="000000" w:themeColor="text1"/>
@@ -3575,30 +4219,7 @@
           <w:right w:val="single" w:sz="4" w:space="4" w:color="auto"/>
         </w:pBdr>
         <w:shd w:val="clear" w:color="auto" w:fill="F2F2F2" w:themeFill="background1" w:themeFillShade="F2"/>
-        <w:spacing w:line="360" w:lineRule="auto"/>
-        <w:rPr>
-          <w:rFonts w:ascii="Georgia Pro" w:eastAsia="Georgia Pro" w:hAnsi="Georgia Pro" w:cs="Georgia Pro"/>
-          <w:color w:val="000000" w:themeColor="text1"/>
-        </w:rPr>
-      </w:pPr>
-      <w:r>
-        <w:rPr>
-          <w:rFonts w:ascii="Georgia Pro" w:eastAsia="Georgia Pro" w:hAnsi="Georgia Pro" w:cs="Georgia Pro"/>
-          <w:color w:val="000000" w:themeColor="text1"/>
-        </w:rPr>
-        <w:t xml:space="preserve">  --expand instanceView \</w:t>
-      </w:r>
-    </w:p>
-    <w:p>
-      <w:pPr>
-        <w:pBdr>
-          <w:top w:val="single" w:sz="4" w:space="1" w:color="auto"/>
-          <w:left w:val="single" w:sz="4" w:space="4" w:color="auto"/>
-          <w:bottom w:val="single" w:sz="4" w:space="1" w:color="auto"/>
-          <w:right w:val="single" w:sz="4" w:space="4" w:color="auto"/>
-        </w:pBdr>
-        <w:shd w:val="clear" w:color="auto" w:fill="F2F2F2" w:themeFill="background1" w:themeFillShade="F2"/>
-        <w:spacing w:line="360" w:lineRule="auto"/>
+        <w:spacing w:after="0" w:line="480" w:lineRule="auto"/>
         <w:rPr>
           <w:rFonts w:ascii="Georgia Pro" w:eastAsia="Georgia Pro" w:hAnsi="Georgia Pro" w:cs="Georgia Pro"/>
           <w:color w:val="000000" w:themeColor="text1"/>
@@ -3645,28 +4266,37 @@
           <w:color w:val="000000" w:themeColor="text1"/>
         </w:rPr>
       </w:pPr>
+      <w:proofErr w:type="spellStart"/>
+      <w:r>
+        <w:rPr>
+          <w:rFonts w:ascii="Georgia Pro" w:eastAsia="Georgia Pro" w:hAnsi="Georgia Pro" w:cs="Georgia Pro"/>
+          <w:color w:val="000000" w:themeColor="text1"/>
+        </w:rPr>
+        <w:t>PowerState</w:t>
+      </w:r>
+      <w:proofErr w:type="spellEnd"/>
+      <w:r>
+        <w:rPr>
+          <w:rFonts w:ascii="Georgia Pro" w:eastAsia="Georgia Pro" w:hAnsi="Georgia Pro" w:cs="Georgia Pro"/>
+          <w:color w:val="000000" w:themeColor="text1"/>
+        </w:rPr>
+        <w:t>/running</w:t>
+      </w:r>
+    </w:p>
+    <w:p>
+      <w:pPr>
+        <w:spacing w:after="0" w:line="480" w:lineRule="auto"/>
+        <w:rPr>
+          <w:rFonts w:ascii="Georgia Pro" w:eastAsia="Georgia Pro" w:hAnsi="Georgia Pro" w:cs="Georgia Pro"/>
+          <w:color w:val="000000" w:themeColor="text1"/>
+        </w:rPr>
+      </w:pPr>
       <w:r>
         <w:rPr>
           <w:rFonts w:ascii="Georgia Pro" w:eastAsia="Georgia Pro" w:hAnsi="Georgia Pro" w:cs="Georgia Pro"/>
           <w:color w:val="000000" w:themeColor="text1"/>
         </w:rPr>
         <w:lastRenderedPageBreak/>
-        <w:t>PowerState/running</w:t>
-      </w:r>
-    </w:p>
-    <w:p>
-      <w:pPr>
-        <w:spacing w:after="0" w:line="480" w:lineRule="auto"/>
-        <w:rPr>
-          <w:rFonts w:ascii="Georgia Pro" w:eastAsia="Georgia Pro" w:hAnsi="Georgia Pro" w:cs="Georgia Pro"/>
-          <w:color w:val="000000" w:themeColor="text1"/>
-        </w:rPr>
-      </w:pPr>
-      <w:r>
-        <w:rPr>
-          <w:rFonts w:ascii="Georgia Pro" w:eastAsia="Georgia Pro" w:hAnsi="Georgia Pro" w:cs="Georgia Pro"/>
-          <w:color w:val="000000" w:themeColor="text1"/>
-        </w:rPr>
         <w:t>The instances should eventually reach the running state.</w:t>
       </w:r>
     </w:p>
@@ -3684,7 +4314,7 @@
           <w:color w:val="000000" w:themeColor="text1"/>
         </w:rPr>
         <w:pict w14:anchorId="312AEA81">
-          <v:rect id="_x0000_i1210" style="width:0;height:1.5pt" o:hralign="center" o:hrstd="t" o:hr="t" fillcolor="#a0a0a0" stroked="f"/>
+          <v:rect id="_x0000_i1038" style="width:0;height:1.5pt" o:hralign="center" o:hrstd="t" o:hr="t" fillcolor="#a0a0a0" stroked="f"/>
         </w:pict>
       </w:r>
     </w:p>
@@ -3721,7 +4351,23 @@
           <w:rFonts w:ascii="Georgia Pro" w:eastAsia="Georgia Pro" w:hAnsi="Georgia Pro" w:cs="Georgia Pro"/>
           <w:color w:val="000000" w:themeColor="text1"/>
         </w:rPr>
-        <w:t>Now increase the number of VM instances.</w:t>
+        <w:t xml:space="preserve">Now </w:t>
+      </w:r>
+      <w:proofErr w:type="gramStart"/>
+      <w:r>
+        <w:rPr>
+          <w:rFonts w:ascii="Georgia Pro" w:eastAsia="Georgia Pro" w:hAnsi="Georgia Pro" w:cs="Georgia Pro"/>
+          <w:color w:val="000000" w:themeColor="text1"/>
+        </w:rPr>
+        <w:t>increase the number of VM instances</w:t>
+      </w:r>
+      <w:proofErr w:type="gramEnd"/>
+      <w:r>
+        <w:rPr>
+          <w:rFonts w:ascii="Georgia Pro" w:eastAsia="Georgia Pro" w:hAnsi="Georgia Pro" w:cs="Georgia Pro"/>
+          <w:color w:val="000000" w:themeColor="text1"/>
+        </w:rPr>
+        <w:t>.</w:t>
       </w:r>
     </w:p>
     <w:p>
@@ -3739,12 +4385,37 @@
           <w:color w:val="000000" w:themeColor="text1"/>
         </w:rPr>
       </w:pPr>
-      <w:r>
-        <w:rPr>
-          <w:rFonts w:ascii="Georgia Pro" w:eastAsia="Georgia Pro" w:hAnsi="Georgia Pro" w:cs="Georgia Pro"/>
-          <w:color w:val="000000" w:themeColor="text1"/>
-        </w:rPr>
-        <w:t>az vmss scale \</w:t>
+      <w:proofErr w:type="spellStart"/>
+      <w:r>
+        <w:rPr>
+          <w:rFonts w:ascii="Georgia Pro" w:eastAsia="Georgia Pro" w:hAnsi="Georgia Pro" w:cs="Georgia Pro"/>
+          <w:color w:val="000000" w:themeColor="text1"/>
+        </w:rPr>
+        <w:t>az</w:t>
+      </w:r>
+      <w:proofErr w:type="spellEnd"/>
+      <w:r>
+        <w:rPr>
+          <w:rFonts w:ascii="Georgia Pro" w:eastAsia="Georgia Pro" w:hAnsi="Georgia Pro" w:cs="Georgia Pro"/>
+          <w:color w:val="000000" w:themeColor="text1"/>
+        </w:rPr>
+        <w:t xml:space="preserve"> </w:t>
+      </w:r>
+      <w:proofErr w:type="spellStart"/>
+      <w:r>
+        <w:rPr>
+          <w:rFonts w:ascii="Georgia Pro" w:eastAsia="Georgia Pro" w:hAnsi="Georgia Pro" w:cs="Georgia Pro"/>
+          <w:color w:val="000000" w:themeColor="text1"/>
+        </w:rPr>
+        <w:t>vmss</w:t>
+      </w:r>
+      <w:proofErr w:type="spellEnd"/>
+      <w:r>
+        <w:rPr>
+          <w:rFonts w:ascii="Georgia Pro" w:eastAsia="Georgia Pro" w:hAnsi="Georgia Pro" w:cs="Georgia Pro"/>
+          <w:color w:val="000000" w:themeColor="text1"/>
+        </w:rPr>
+        <w:t xml:space="preserve"> scale \</w:t>
       </w:r>
     </w:p>
     <w:p>
@@ -3847,12 +4518,37 @@
           <w:color w:val="000000" w:themeColor="text1"/>
         </w:rPr>
       </w:pPr>
-      <w:r>
-        <w:rPr>
-          <w:rFonts w:ascii="Georgia Pro" w:eastAsia="Georgia Pro" w:hAnsi="Georgia Pro" w:cs="Georgia Pro"/>
-          <w:color w:val="000000" w:themeColor="text1"/>
-        </w:rPr>
-        <w:t>az vmss list-instances \</w:t>
+      <w:proofErr w:type="spellStart"/>
+      <w:r>
+        <w:rPr>
+          <w:rFonts w:ascii="Georgia Pro" w:eastAsia="Georgia Pro" w:hAnsi="Georgia Pro" w:cs="Georgia Pro"/>
+          <w:color w:val="000000" w:themeColor="text1"/>
+        </w:rPr>
+        <w:t>az</w:t>
+      </w:r>
+      <w:proofErr w:type="spellEnd"/>
+      <w:r>
+        <w:rPr>
+          <w:rFonts w:ascii="Georgia Pro" w:eastAsia="Georgia Pro" w:hAnsi="Georgia Pro" w:cs="Georgia Pro"/>
+          <w:color w:val="000000" w:themeColor="text1"/>
+        </w:rPr>
+        <w:t xml:space="preserve"> </w:t>
+      </w:r>
+      <w:proofErr w:type="spellStart"/>
+      <w:r>
+        <w:rPr>
+          <w:rFonts w:ascii="Georgia Pro" w:eastAsia="Georgia Pro" w:hAnsi="Georgia Pro" w:cs="Georgia Pro"/>
+          <w:color w:val="000000" w:themeColor="text1"/>
+        </w:rPr>
+        <w:t>vmss</w:t>
+      </w:r>
+      <w:proofErr w:type="spellEnd"/>
+      <w:r>
+        <w:rPr>
+          <w:rFonts w:ascii="Georgia Pro" w:eastAsia="Georgia Pro" w:hAnsi="Georgia Pro" w:cs="Georgia Pro"/>
+          <w:color w:val="000000" w:themeColor="text1"/>
+        </w:rPr>
+        <w:t xml:space="preserve"> list-instances \</w:t>
       </w:r>
     </w:p>
     <w:p>
@@ -3955,6 +4651,7 @@
           <w:color w:val="000000" w:themeColor="text1"/>
         </w:rPr>
       </w:pPr>
+      <w:proofErr w:type="spellStart"/>
       <w:r>
         <w:rPr>
           <w:rFonts w:ascii="Georgia Pro" w:eastAsia="Georgia Pro" w:hAnsi="Georgia Pro" w:cs="Georgia Pro"/>
@@ -3962,6 +4659,7 @@
         </w:rPr>
         <w:t>InstanceId</w:t>
       </w:r>
+      <w:proofErr w:type="spellEnd"/>
     </w:p>
     <w:p>
       <w:pPr>
@@ -4135,12 +4833,21 @@
           <w:color w:val="000000" w:themeColor="text1"/>
         </w:rPr>
       </w:pPr>
-      <w:r>
-        <w:rPr>
-          <w:rFonts w:ascii="Georgia Pro" w:eastAsia="Georgia Pro" w:hAnsi="Georgia Pro" w:cs="Georgia Pro"/>
-          <w:color w:val="000000" w:themeColor="text1"/>
-        </w:rPr>
-        <w:t>+---------+---------+</w:t>
+      <w:proofErr w:type="gramStart"/>
+      <w:r>
+        <w:rPr>
+          <w:rFonts w:ascii="Georgia Pro" w:eastAsia="Georgia Pro" w:hAnsi="Georgia Pro" w:cs="Georgia Pro"/>
+          <w:color w:val="000000" w:themeColor="text1"/>
+        </w:rPr>
+        <w:t>+-</w:t>
+      </w:r>
+      <w:proofErr w:type="gramEnd"/>
+      <w:r>
+        <w:rPr>
+          <w:rFonts w:ascii="Georgia Pro" w:eastAsia="Georgia Pro" w:hAnsi="Georgia Pro" w:cs="Georgia Pro"/>
+          <w:color w:val="000000" w:themeColor="text1"/>
+        </w:rPr>
+        <w:t>--------+---------+</w:t>
       </w:r>
     </w:p>
     <w:p>
@@ -4204,9 +4911,8 @@
           <w:rFonts w:ascii="Georgia Pro" w:eastAsia="Georgia Pro" w:hAnsi="Georgia Pro" w:cs="Georgia Pro"/>
           <w:color w:val="000000" w:themeColor="text1"/>
         </w:rPr>
-        <w:lastRenderedPageBreak/>
         <w:pict w14:anchorId="1A4E9004">
-          <v:rect id="_x0000_i1212" style="width:0;height:1.5pt" o:hralign="center" o:hrstd="t" o:hr="t" fillcolor="#a0a0a0" stroked="f"/>
+          <v:rect id="_x0000_i1039" style="width:0;height:1.5pt" o:hralign="center" o:hrstd="t" o:hr="t" fillcolor="#a0a0a0" stroked="f"/>
         </w:pict>
       </w:r>
     </w:p>
@@ -4227,6 +4933,7 @@
           <w:bCs/>
           <w:color w:val="000000" w:themeColor="text1"/>
         </w:rPr>
+        <w:lastRenderedPageBreak/>
         <w:t>18. Scale Down the VMSS</w:t>
       </w:r>
     </w:p>
@@ -4261,12 +4968,37 @@
           <w:color w:val="000000" w:themeColor="text1"/>
         </w:rPr>
       </w:pPr>
-      <w:r>
-        <w:rPr>
-          <w:rFonts w:ascii="Georgia Pro" w:eastAsia="Georgia Pro" w:hAnsi="Georgia Pro" w:cs="Georgia Pro"/>
-          <w:color w:val="000000" w:themeColor="text1"/>
-        </w:rPr>
-        <w:t>az vmss scale \</w:t>
+      <w:proofErr w:type="spellStart"/>
+      <w:r>
+        <w:rPr>
+          <w:rFonts w:ascii="Georgia Pro" w:eastAsia="Georgia Pro" w:hAnsi="Georgia Pro" w:cs="Georgia Pro"/>
+          <w:color w:val="000000" w:themeColor="text1"/>
+        </w:rPr>
+        <w:t>az</w:t>
+      </w:r>
+      <w:proofErr w:type="spellEnd"/>
+      <w:r>
+        <w:rPr>
+          <w:rFonts w:ascii="Georgia Pro" w:eastAsia="Georgia Pro" w:hAnsi="Georgia Pro" w:cs="Georgia Pro"/>
+          <w:color w:val="000000" w:themeColor="text1"/>
+        </w:rPr>
+        <w:t xml:space="preserve"> </w:t>
+      </w:r>
+      <w:proofErr w:type="spellStart"/>
+      <w:r>
+        <w:rPr>
+          <w:rFonts w:ascii="Georgia Pro" w:eastAsia="Georgia Pro" w:hAnsi="Georgia Pro" w:cs="Georgia Pro"/>
+          <w:color w:val="000000" w:themeColor="text1"/>
+        </w:rPr>
+        <w:t>vmss</w:t>
+      </w:r>
+      <w:proofErr w:type="spellEnd"/>
+      <w:r>
+        <w:rPr>
+          <w:rFonts w:ascii="Georgia Pro" w:eastAsia="Georgia Pro" w:hAnsi="Georgia Pro" w:cs="Georgia Pro"/>
+          <w:color w:val="000000" w:themeColor="text1"/>
+        </w:rPr>
+        <w:t xml:space="preserve"> scale \</w:t>
       </w:r>
     </w:p>
     <w:p>
@@ -4376,12 +5108,37 @@
           <w:color w:val="000000" w:themeColor="text1"/>
         </w:rPr>
       </w:pPr>
-      <w:r>
-        <w:rPr>
-          <w:rFonts w:ascii="Georgia Pro" w:eastAsia="Georgia Pro" w:hAnsi="Georgia Pro" w:cs="Georgia Pro"/>
-          <w:color w:val="000000" w:themeColor="text1"/>
-        </w:rPr>
-        <w:t>az vmss list-instances \</w:t>
+      <w:proofErr w:type="spellStart"/>
+      <w:r>
+        <w:rPr>
+          <w:rFonts w:ascii="Georgia Pro" w:eastAsia="Georgia Pro" w:hAnsi="Georgia Pro" w:cs="Georgia Pro"/>
+          <w:color w:val="000000" w:themeColor="text1"/>
+        </w:rPr>
+        <w:t>az</w:t>
+      </w:r>
+      <w:proofErr w:type="spellEnd"/>
+      <w:r>
+        <w:rPr>
+          <w:rFonts w:ascii="Georgia Pro" w:eastAsia="Georgia Pro" w:hAnsi="Georgia Pro" w:cs="Georgia Pro"/>
+          <w:color w:val="000000" w:themeColor="text1"/>
+        </w:rPr>
+        <w:t xml:space="preserve"> </w:t>
+      </w:r>
+      <w:proofErr w:type="spellStart"/>
+      <w:r>
+        <w:rPr>
+          <w:rFonts w:ascii="Georgia Pro" w:eastAsia="Georgia Pro" w:hAnsi="Georgia Pro" w:cs="Georgia Pro"/>
+          <w:color w:val="000000" w:themeColor="text1"/>
+        </w:rPr>
+        <w:t>vmss</w:t>
+      </w:r>
+      <w:proofErr w:type="spellEnd"/>
+      <w:r>
+        <w:rPr>
+          <w:rFonts w:ascii="Georgia Pro" w:eastAsia="Georgia Pro" w:hAnsi="Georgia Pro" w:cs="Georgia Pro"/>
+          <w:color w:val="000000" w:themeColor="text1"/>
+        </w:rPr>
+        <w:t xml:space="preserve"> list-instances \</w:t>
       </w:r>
     </w:p>
     <w:p>
